--- a/CÔNG TY TNHH TMDV KHÁNH HƯNG/KhanhHung_ThayDoiThanhVien_DDPL/KhanhHung_GiayDeNghi_Mau12.docx
+++ b/CÔNG TY TNHH TMDV KHÁNH HƯNG/KhanhHung_ThayDoiThanhVien_DDPL/KhanhHung_GiayDeNghi_Mau12.docx
@@ -1,6 +1,6 @@
 
 <file path=word/document.xml><?xml version="1.0" encoding="utf-8"?>
-<w:document xmlns:wpc="http://schemas.microsoft.com/office/word/2010/wordprocessingCanvas" xmlns:cx="http://schemas.microsoft.com/office/drawing/2014/chartex" xmlns:cx1="http://schemas.microsoft.com/office/drawing/2015/9/8/chartex" xmlns:mc="http://schemas.openxmlformats.org/markup-compatibility/2006" xmlns:o="urn:schemas-microsoft-com:office:office" xmlns:r="http://schemas.openxmlformats.org/officeDocument/2006/relationships" xmlns:m="http://schemas.openxmlformats.org/officeDocument/2006/math" xmlns:v="urn:schemas-microsoft-com:vml" xmlns:wp14="http://schemas.microsoft.com/office/word/2010/wordprocessingDrawing" xmlns:wp="http://schemas.openxmlformats.org/drawingml/2006/wordprocessingDrawing" xmlns:w10="urn:schemas-microsoft-com:office:word" xmlns:w="http://schemas.openxmlformats.org/wordprocessingml/2006/main" xmlns:w14="http://schemas.microsoft.com/office/word/2010/wordml" xmlns:w15="http://schemas.microsoft.com/office/word/2012/wordml" xmlns:w16se="http://schemas.microsoft.com/office/word/2015/wordml/symex" xmlns:wpg="http://schemas.microsoft.com/office/word/2010/wordprocessingGroup" xmlns:wpi="http://schemas.microsoft.com/office/word/2010/wordprocessingInk" xmlns:wne="http://schemas.microsoft.com/office/word/2006/wordml" xmlns:wps="http://schemas.microsoft.com/office/word/2010/wordprocessingShape" mc:Ignorable="w14 w15 w16se wp14">
+<w:document xmlns:wpc="http://schemas.microsoft.com/office/word/2010/wordprocessingCanvas" xmlns:cx="http://schemas.microsoft.com/office/drawing/2014/chartex" xmlns:mc="http://schemas.openxmlformats.org/markup-compatibility/2006" xmlns:o="urn:schemas-microsoft-com:office:office" xmlns:r="http://schemas.openxmlformats.org/officeDocument/2006/relationships" xmlns:m="http://schemas.openxmlformats.org/officeDocument/2006/math" xmlns:v="urn:schemas-microsoft-com:vml" xmlns:wp14="http://schemas.microsoft.com/office/word/2010/wordprocessingDrawing" xmlns:wp="http://schemas.openxmlformats.org/drawingml/2006/wordprocessingDrawing" xmlns:w10="urn:schemas-microsoft-com:office:word" xmlns:w="http://schemas.openxmlformats.org/wordprocessingml/2006/main" xmlns:w14="http://schemas.microsoft.com/office/word/2010/wordml" xmlns:w15="http://schemas.microsoft.com/office/word/2012/wordml" xmlns:w16se="http://schemas.microsoft.com/office/word/2015/wordml/symex" xmlns:wpg="http://schemas.microsoft.com/office/word/2010/wordprocessingGroup" xmlns:wpi="http://schemas.microsoft.com/office/word/2010/wordprocessingInk" xmlns:wne="http://schemas.microsoft.com/office/word/2006/wordml" xmlns:wps="http://schemas.microsoft.com/office/word/2010/wordprocessingShape" mc:Ignorable="w14 w15 w16se wp14">
   <w:body>
     <w:p>
       <w:pPr>
@@ -21,6 +21,8 @@
           <w:lang w:eastAsia="x-none"/>
         </w:rPr>
       </w:pPr>
+      <w:bookmarkStart w:id="0" w:name="_GoBack"/>
+      <w:bookmarkEnd w:id="0"/>
       <w:r>
         <w:rPr>
           <w:rFonts w:ascii="Times New Roman" w:eastAsia="Calibri" w:hAnsi="Times New Roman" w:cs="Times New Roman"/>
@@ -49,7 +51,7 @@
           <w:tcPr>
             <w:tcW w:w="3508" w:type="dxa"/>
           </w:tcPr>
-          <w:bookmarkStart w:id="0" w:name="_Hlk201220355"/>
+          <w:bookmarkStart w:id="1" w:name="_Hlk201220355"/>
           <w:p>
             <w:pPr>
               <w:spacing w:after="0" w:line="240" w:lineRule="auto"/>
@@ -70,7 +72,7 @@
               <mc:AlternateContent>
                 <mc:Choice Requires="wps">
                   <w:drawing>
-                    <wp:anchor distT="0" distB="0" distL="114300" distR="114300" simplePos="0" relativeHeight="251681792" behindDoc="0" locked="0" layoutInCell="1" allowOverlap="1" wp14:anchorId="2E0675D4" wp14:editId="48E30794">
+                    <wp:anchor distT="0" distB="0" distL="114300" distR="114300" simplePos="0" relativeHeight="251681792" behindDoc="0" locked="0" layoutInCell="1" allowOverlap="1" wp14:anchorId="280D740E" wp14:editId="2729FA28">
                       <wp:simplePos x="0" y="0"/>
                       <wp:positionH relativeFrom="margin">
                         <wp:align>center</wp:align>
@@ -129,7 +131,7 @@
                     </wp:anchor>
                   </w:drawing>
                 </mc:Choice>
-                <mc:Fallback>
+                <mc:Fallback xmlns:cx1="http://schemas.microsoft.com/office/drawing/2015/9/8/chartex">
                   <w:pict>
                     <v:line w14:anchorId="69325909" id="Line 158" o:spid="_x0000_s1026" style="position:absolute;z-index:251681792;visibility:visible;mso-wrap-style:square;mso-width-percent:0;mso-height-percent:0;mso-wrap-distance-left:9pt;mso-wrap-distance-top:0;mso-wrap-distance-right:9pt;mso-wrap-distance-bottom:0;mso-position-horizontal:center;mso-position-horizontal-relative:margin;mso-position-vertical:absolute;mso-position-vertical-relative:text;mso-width-percent:0;mso-height-percent:0;mso-width-relative:page;mso-height-relative:page" from="0,16.85pt" to="62pt,16.85pt" o:gfxdata="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">
                       <w10:wrap anchorx="margin"/>
@@ -145,7 +147,7 @@
                 <w:sz w:val="26"/>
                 <w:szCs w:val="26"/>
               </w:rPr>
-              <w:t>CÔNG TY TNHH CÔNG NGHỆ KIM LOẠI CHÂU Á</w:t>
+              <w:t>CÔNG TY TNHH TMDV KHÁNH HƯNG.</w:t>
             </w:r>
           </w:p>
         </w:tc>
@@ -195,7 +197,7 @@
               <mc:AlternateContent>
                 <mc:Choice Requires="wps">
                   <w:drawing>
-                    <wp:anchor distT="4294967295" distB="4294967295" distL="114300" distR="114300" simplePos="0" relativeHeight="251682816" behindDoc="0" locked="0" layoutInCell="1" allowOverlap="1" wp14:anchorId="48A69022" wp14:editId="38F43A40">
+                    <wp:anchor distT="4294967295" distB="4294967295" distL="114300" distR="114300" simplePos="0" relativeHeight="251682816" behindDoc="0" locked="0" layoutInCell="1" allowOverlap="1" wp14:anchorId="106E856F" wp14:editId="7B01AFF0">
                       <wp:simplePos x="0" y="0"/>
                       <wp:positionH relativeFrom="margin">
                         <wp:align>center</wp:align>
@@ -254,7 +256,7 @@
                     </wp:anchor>
                   </w:drawing>
                 </mc:Choice>
-                <mc:Fallback>
+                <mc:Fallback xmlns:cx1="http://schemas.microsoft.com/office/drawing/2015/9/8/chartex">
                   <w:pict>
                     <v:line w14:anchorId="1D12A4BF" id="Line 159" o:spid="_x0000_s1026" style="position:absolute;z-index:251682816;visibility:visible;mso-wrap-style:square;mso-width-percent:0;mso-height-percent:0;mso-wrap-distance-left:9pt;mso-wrap-distance-top:-3e-5mm;mso-wrap-distance-right:9pt;mso-wrap-distance-bottom:-3e-5mm;mso-position-horizontal:center;mso-position-horizontal-relative:margin;mso-position-vertical:absolute;mso-position-vertical-relative:text;mso-width-percent:0;mso-height-percent:0;mso-width-relative:page;mso-height-relative:page" from="0,15.5pt" to="158.75pt,15.5pt" o:gfxdata="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">
                       <w10:wrap anchorx="margin"/>
@@ -376,8 +378,6 @@
               </w:rPr>
               <w:t>3</w:t>
             </w:r>
-            <w:bookmarkStart w:id="1" w:name="_GoBack"/>
-            <w:bookmarkEnd w:id="1"/>
             <w:r>
               <w:rPr>
                 <w:rFonts w:ascii="Times New Roman" w:eastAsia="Times New Roman" w:hAnsi="Times New Roman" w:cs="Times New Roman"/>
@@ -400,7 +400,7 @@
         </w:tc>
       </w:tr>
     </w:tbl>
-    <w:bookmarkEnd w:id="0"/>
+    <w:bookmarkEnd w:id="1"/>
     <w:p>
       <w:pPr>
         <w:spacing w:before="240" w:after="120" w:line="264" w:lineRule="auto"/>
@@ -427,7 +427,7 @@
         <mc:AlternateContent>
           <mc:Choice Requires="wps">
             <w:drawing>
-              <wp:anchor distT="0" distB="0" distL="114300" distR="114300" simplePos="0" relativeHeight="251683840" behindDoc="0" locked="0" layoutInCell="1" allowOverlap="1" wp14:anchorId="0C6B712F" wp14:editId="10E1D9F0">
+              <wp:anchor distT="0" distB="0" distL="114300" distR="114300" simplePos="0" relativeHeight="251683840" behindDoc="0" locked="0" layoutInCell="1" allowOverlap="1" wp14:anchorId="0AC7885F" wp14:editId="23C7537E">
                 <wp:simplePos x="0" y="0"/>
                 <wp:positionH relativeFrom="margin">
                   <wp:align>center</wp:align>
@@ -472,7 +472,7 @@
               </wp:anchor>
             </w:drawing>
           </mc:Choice>
-          <mc:Fallback>
+          <mc:Fallback xmlns:cx1="http://schemas.microsoft.com/office/drawing/2015/9/8/chartex">
             <w:pict>
               <v:line w14:anchorId="70E5418D" id="Straight Connector 1" o:spid="_x0000_s1026" style="position:absolute;z-index:251683840;visibility:visible;mso-wrap-style:square;mso-width-percent:0;mso-wrap-distance-left:9pt;mso-wrap-distance-top:0;mso-wrap-distance-right:9pt;mso-wrap-distance-bottom:0;mso-position-horizontal:center;mso-position-horizontal-relative:margin;mso-position-vertical:absolute;mso-position-vertical-relative:text;mso-width-percent:0;mso-width-relative:margin" from="0,66.95pt" to="111.65pt,66.95pt" o:gfxdata="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" strokecolor="windowText" strokeweight=".5pt">
                 <v:stroke joinstyle="miter"/>
@@ -1086,7 +1086,7 @@
           <w:sz w:val="28"/>
           <w:szCs w:val="28"/>
         </w:rPr>
-        <w:t>CÔNG TY TNHH CÔNG NGHỆ KIM LOẠI CHÂU Á</w:t>
+        <w:t>CÔNG TY TNHH TMDV KHÁNH HƯNG.</w:t>
       </w:r>
     </w:p>
     <w:p>
@@ -1366,7 +1366,7 @@
               </wp:anchor>
             </w:drawing>
           </mc:Choice>
-          <mc:Fallback>
+          <mc:Fallback xmlns:cx1="http://schemas.microsoft.com/office/drawing/2015/9/8/chartex">
             <w:pict>
               <v:rect w14:anchorId="150B91A8" id="Rectangle 800" o:spid="_x0000_s1026" style="position:absolute;margin-left:398.8pt;margin-top:62.75pt;width:20.15pt;height:15.95pt;z-index:251665408;visibility:visible;mso-wrap-style:none;mso-width-percent:0;mso-height-percent:0;mso-wrap-distance-left:9pt;mso-wrap-distance-top:0;mso-wrap-distance-right:9pt;mso-wrap-distance-bottom:0;mso-position-horizontal:absolute;mso-position-horizontal-relative:text;mso-position-vertical:absolute;mso-position-vertical-relative:text;mso-width-percent:0;mso-height-percent:0;mso-width-relative:page;mso-height-relative:page;v-text-anchor:middle" o:gfxdata="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" strokeweight=".26mm">
                 <v:stroke endcap="square"/>
@@ -1441,7 +1441,7 @@
               </wp:anchor>
             </w:drawing>
           </mc:Choice>
-          <mc:Fallback>
+          <mc:Fallback xmlns:cx1="http://schemas.microsoft.com/office/drawing/2015/9/8/chartex">
             <w:pict>
               <v:rect w14:anchorId="3C0D0F71" id="Rectangle 826" o:spid="_x0000_s1026" style="position:absolute;margin-left:398.8pt;margin-top:86.4pt;width:20.15pt;height:15.95pt;z-index:251666432;visibility:visible;mso-wrap-style:none;mso-width-percent:0;mso-height-percent:0;mso-wrap-distance-left:9pt;mso-wrap-distance-top:0;mso-wrap-distance-right:9pt;mso-wrap-distance-bottom:0;mso-position-horizontal:absolute;mso-position-horizontal-relative:text;mso-position-vertical:absolute;mso-position-vertical-relative:text;mso-width-percent:0;mso-height-percent:0;mso-width-relative:page;mso-height-relative:page;v-text-anchor:middle" o:gfxdata="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" strokeweight=".26mm">
                 <v:stroke endcap="square"/>
@@ -1913,7 +1913,7 @@
               </wp:anchor>
             </w:drawing>
           </mc:Choice>
-          <mc:Fallback>
+          <mc:Fallback xmlns:cx1="http://schemas.microsoft.com/office/drawing/2015/9/8/chartex">
             <w:pict>
               <v:group w14:anchorId="436920A7" id="Group 1" o:spid="_x0000_s1026" style="position:absolute;left:0;text-align:left;margin-left:68.55pt;margin-top:43.95pt;width:112.85pt;height:17.55pt;z-index:251676672;mso-height-relative:margin" coordorigin=",-457" coordsize="14331,2228" o:gfxdata="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">
                 <v:shapetype id="_x0000_t202" coordsize="21600,21600" o:spt="202" path="m,l,21600r21600,l21600,xe">
@@ -2102,7 +2102,29 @@
           <w:szCs w:val="28"/>
           <w:lang w:val="fr-FR"/>
         </w:rPr>
-        <w:t>Trường hợp thay đổi thành viên công ty TNHH: (</w:t>
+        <w:t xml:space="preserve">Trường hợp thay đổi thành viên công ty </w:t>
+      </w:r>
+      <w:proofErr w:type="gramStart"/>
+      <w:r>
+        <w:rPr>
+          <w:rFonts w:ascii="Times New Roman" w:eastAsia="Times New Roman" w:hAnsi="Times New Roman" w:cs="Times New Roman"/>
+          <w:bCs/>
+          <w:sz w:val="28"/>
+          <w:szCs w:val="28"/>
+          <w:lang w:val="fr-FR"/>
+        </w:rPr>
+        <w:t>TNHH:</w:t>
+      </w:r>
+      <w:proofErr w:type="gramEnd"/>
+      <w:r>
+        <w:rPr>
+          <w:rFonts w:ascii="Times New Roman" w:eastAsia="Times New Roman" w:hAnsi="Times New Roman" w:cs="Times New Roman"/>
+          <w:bCs/>
+          <w:sz w:val="28"/>
+          <w:szCs w:val="28"/>
+          <w:lang w:val="fr-FR"/>
+        </w:rPr>
+        <w:t xml:space="preserve"> (</w:t>
       </w:r>
       <w:r>
         <w:rPr>
@@ -2148,7 +2170,29 @@
           <w:szCs w:val="28"/>
           <w:lang w:val="fr-FR"/>
         </w:rPr>
-        <w:t>Trường hợp thay đổi thành viên hợp danh công ty hợp danh: (</w:t>
+        <w:t xml:space="preserve">Trường hợp thay đổi thành viên hợp danh công ty hợp </w:t>
+      </w:r>
+      <w:proofErr w:type="gramStart"/>
+      <w:r>
+        <w:rPr>
+          <w:rFonts w:ascii="Times New Roman" w:eastAsia="Times New Roman" w:hAnsi="Times New Roman" w:cs="Times New Roman"/>
+          <w:bCs/>
+          <w:sz w:val="28"/>
+          <w:szCs w:val="28"/>
+          <w:lang w:val="fr-FR"/>
+        </w:rPr>
+        <w:t>danh:</w:t>
+      </w:r>
+      <w:proofErr w:type="gramEnd"/>
+      <w:r>
+        <w:rPr>
+          <w:rFonts w:ascii="Times New Roman" w:eastAsia="Times New Roman" w:hAnsi="Times New Roman" w:cs="Times New Roman"/>
+          <w:bCs/>
+          <w:sz w:val="28"/>
+          <w:szCs w:val="28"/>
+          <w:lang w:val="fr-FR"/>
+        </w:rPr>
+        <w:t xml:space="preserve"> (</w:t>
       </w:r>
       <w:r>
         <w:rPr>
@@ -4429,8 +4473,19 @@
                 <w:szCs w:val="28"/>
                 <w:lang w:eastAsia="zh-CN"/>
               </w:rPr>
-              <w:t>Họ, chữ đệm và tên Kế toán trưởng/Phụ trách kế toán:................................</w:t>
-            </w:r>
+              <w:t xml:space="preserve">Họ, chữ đệm và tên Kế toán trưởng/Phụ trách kế </w:t>
+            </w:r>
+            <w:proofErr w:type="gramStart"/>
+            <w:r>
+              <w:rPr>
+                <w:rFonts w:ascii="Times New Roman" w:eastAsia="Times New Roman" w:hAnsi="Times New Roman" w:cs="Times New Roman"/>
+                <w:sz w:val="28"/>
+                <w:szCs w:val="28"/>
+                <w:lang w:eastAsia="zh-CN"/>
+              </w:rPr>
+              <w:t>toán:................................</w:t>
+            </w:r>
+            <w:proofErr w:type="gramEnd"/>
           </w:p>
           <w:p>
             <w:pPr>
@@ -4743,6 +4798,7 @@
               </w:rPr>
               <w:t>nếu có</w:t>
             </w:r>
+            <w:proofErr w:type="gramStart"/>
             <w:r>
               <w:rPr>
                 <w:rFonts w:ascii="Times New Roman" w:eastAsia="Times New Roman" w:hAnsi="Times New Roman" w:cs="Times New Roman"/>
@@ -4750,7 +4806,17 @@
                 <w:szCs w:val="28"/>
                 <w:lang w:eastAsia="zh-CN"/>
               </w:rPr>
-              <w:t>):………………..</w:t>
+              <w:t>):…</w:t>
+            </w:r>
+            <w:proofErr w:type="gramEnd"/>
+            <w:r>
+              <w:rPr>
+                <w:rFonts w:ascii="Times New Roman" w:eastAsia="Times New Roman" w:hAnsi="Times New Roman" w:cs="Times New Roman"/>
+                <w:sz w:val="28"/>
+                <w:szCs w:val="28"/>
+                <w:lang w:eastAsia="zh-CN"/>
+              </w:rPr>
+              <w:t>……………..</w:t>
             </w:r>
           </w:p>
           <w:p>
@@ -5086,7 +5152,7 @@
                           </wp:anchor>
                         </w:drawing>
                       </mc:Choice>
-                      <mc:Fallback>
+                      <mc:Fallback xmlns:cx1="http://schemas.microsoft.com/office/drawing/2015/9/8/chartex">
                         <w:pict>
                           <v:rect w14:anchorId="4F51CF12" id="Rectangle 34" o:spid="_x0000_s1029" style="position:absolute;left:0;text-align:left;margin-left:0;margin-top:.45pt;width:22.75pt;height:18.55pt;z-index:251687936;visibility:visible;mso-wrap-style:none;mso-width-percent:0;mso-height-percent:0;mso-wrap-distance-left:9pt;mso-wrap-distance-top:0;mso-wrap-distance-right:9pt;mso-wrap-distance-bottom:0;mso-position-horizontal:center;mso-position-horizontal-relative:margin;mso-position-vertical:absolute;mso-position-vertical-relative:text;mso-width-percent:0;mso-height-percent:0;mso-width-relative:page;mso-height-relative:page;v-text-anchor:middle" o:gfxdata="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" strokeweight=".26mm">
                             <v:stroke endcap="square"/>
@@ -5210,7 +5276,7 @@
                           </wp:anchor>
                         </w:drawing>
                       </mc:Choice>
-                      <mc:Fallback>
+                      <mc:Fallback xmlns:cx1="http://schemas.microsoft.com/office/drawing/2015/9/8/chartex">
                         <w:pict>
                           <v:rect w14:anchorId="76824255" id="Rectangle 33" o:spid="_x0000_s1026" style="position:absolute;margin-left:175.95pt;margin-top:1.3pt;width:22.75pt;height:18.55pt;z-index:251689984;visibility:visible;mso-wrap-style:none;mso-width-percent:0;mso-height-percent:0;mso-wrap-distance-left:9pt;mso-wrap-distance-top:0;mso-wrap-distance-right:9pt;mso-wrap-distance-bottom:0;mso-position-horizontal:absolute;mso-position-horizontal-relative:text;mso-position-vertical:absolute;mso-position-vertical-relative:text;mso-width-percent:0;mso-height-percent:0;mso-width-relative:page;mso-height-relative:page;v-text-anchor:middle" o:gfxdata="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" strokeweight=".26mm">
                             <v:stroke endcap="square"/>
@@ -5346,7 +5412,7 @@
                           </wp:anchor>
                         </w:drawing>
                       </mc:Choice>
-                      <mc:Fallback>
+                      <mc:Fallback xmlns:cx1="http://schemas.microsoft.com/office/drawing/2015/9/8/chartex">
                         <w:pict>
                           <v:rect w14:anchorId="76C52C1C" id="Rectangle 33" o:spid="_x0000_s1026" style="position:absolute;margin-left:0;margin-top:2.9pt;width:22.75pt;height:18.55pt;z-index:251688960;visibility:visible;mso-wrap-style:none;mso-width-percent:0;mso-height-percent:0;mso-wrap-distance-left:9pt;mso-wrap-distance-top:0;mso-wrap-distance-right:9pt;mso-wrap-distance-bottom:0;mso-position-horizontal:center;mso-position-horizontal-relative:margin;mso-position-vertical:absolute;mso-position-vertical-relative:text;mso-width-percent:0;mso-height-percent:0;mso-width-relative:page;mso-height-relative:page;v-text-anchor:middle" o:gfxdata="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" strokeweight=".26mm">
                             <v:stroke endcap="square"/>
@@ -5815,7 +5881,7 @@
                           </wp:anchor>
                         </w:drawing>
                       </mc:Choice>
-                      <mc:Fallback>
+                      <mc:Fallback xmlns:cx1="http://schemas.microsoft.com/office/drawing/2015/9/8/chartex">
                         <w:pict>
                           <v:rect w14:anchorId="402438A4" id="Rectangle 947" o:spid="_x0000_s1026" style="position:absolute;margin-left:57.55pt;margin-top:3.55pt;width:20.45pt;height:18.5pt;z-index:251685888;visibility:visible;mso-wrap-style:none;mso-width-percent:0;mso-height-percent:0;mso-wrap-distance-left:9pt;mso-wrap-distance-top:0;mso-wrap-distance-right:9pt;mso-wrap-distance-bottom:0;mso-position-horizontal:absolute;mso-position-horizontal-relative:text;mso-position-vertical:absolute;mso-position-vertical-relative:text;mso-width-percent:0;mso-height-percent:0;mso-width-relative:page;mso-height-relative:page;v-text-anchor:middle" o:gfxdata="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" strokeweight=".26mm">
                             <v:stroke endcap="square"/>
@@ -5931,7 +5997,7 @@
                           </wp:anchor>
                         </w:drawing>
                       </mc:Choice>
-                      <mc:Fallback>
+                      <mc:Fallback xmlns:cx1="http://schemas.microsoft.com/office/drawing/2015/9/8/chartex">
                         <w:pict>
                           <v:rect w14:anchorId="4E244DAC" id="Rectangle 948" o:spid="_x0000_s1030" style="position:absolute;left:0;text-align:left;margin-left:81.9pt;margin-top:3.55pt;width:20.45pt;height:18.5pt;z-index:251686912;visibility:visible;mso-wrap-style:none;mso-width-percent:0;mso-height-percent:0;mso-wrap-distance-left:9pt;mso-wrap-distance-top:0;mso-wrap-distance-right:9pt;mso-wrap-distance-bottom:0;mso-position-horizontal:absolute;mso-position-horizontal-relative:text;mso-position-vertical:absolute;mso-position-vertical-relative:text;mso-width-percent:0;mso-height-percent:0;mso-width-relative:page;mso-height-relative:page;v-text-anchor:middle" o:gfxdata="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" strokeweight=".26mm">
                             <v:stroke endcap="square"/>
@@ -6208,7 +6274,7 @@
                           </wp:anchor>
                         </w:drawing>
                       </mc:Choice>
-                      <mc:Fallback>
+                      <mc:Fallback xmlns:cx1="http://schemas.microsoft.com/office/drawing/2015/9/8/chartex">
                         <w:pict>
                           <v:rect w14:anchorId="4FECE34C" id="Rectangle 93" o:spid="_x0000_s1031" style="position:absolute;left:0;text-align:left;margin-left:10.25pt;margin-top:-.5pt;width:20.45pt;height:18.5pt;z-index:251691008;visibility:visible;mso-wrap-style:none;mso-width-percent:0;mso-height-percent:0;mso-wrap-distance-left:9pt;mso-wrap-distance-top:0;mso-wrap-distance-right:9pt;mso-wrap-distance-bottom:0;mso-position-horizontal:absolute;mso-position-horizontal-relative:text;mso-position-vertical:absolute;mso-position-vertical-relative:text;mso-width-percent:0;mso-height-percent:0;mso-width-relative:page;mso-height-relative:page;v-text-anchor:middle" o:gfxdata="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" strokeweight=".26mm">
                             <v:stroke endcap="square"/>
@@ -6343,7 +6409,7 @@
                           </wp:anchor>
                         </w:drawing>
                       </mc:Choice>
-                      <mc:Fallback>
+                      <mc:Fallback xmlns:cx1="http://schemas.microsoft.com/office/drawing/2015/9/8/chartex">
                         <w:pict>
                           <v:rect w14:anchorId="02052C98" id="Rectangle 92" o:spid="_x0000_s1026" style="position:absolute;margin-left:9.6pt;margin-top:.55pt;width:20.45pt;height:18.5pt;z-index:251692032;visibility:visible;mso-wrap-style:none;mso-width-percent:0;mso-height-percent:0;mso-wrap-distance-left:9pt;mso-wrap-distance-top:0;mso-wrap-distance-right:9pt;mso-wrap-distance-bottom:0;mso-position-horizontal:absolute;mso-position-horizontal-relative:text;mso-position-vertical:absolute;mso-position-vertical-relative:text;mso-width-percent:0;mso-height-percent:0;mso-width-relative:page;mso-height-relative:page;v-text-anchor:middle" o:gfxdata="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" strokeweight=".26mm">
                             <v:stroke endcap="square"/>
@@ -6466,7 +6532,7 @@
                           </wp:anchor>
                         </w:drawing>
                       </mc:Choice>
-                      <mc:Fallback>
+                      <mc:Fallback xmlns:cx1="http://schemas.microsoft.com/office/drawing/2015/9/8/chartex">
                         <w:pict>
                           <v:rect w14:anchorId="4C678646" id="Rectangle 91" o:spid="_x0000_s1026" style="position:absolute;margin-left:9.6pt;margin-top:1.45pt;width:20.45pt;height:18.5pt;z-index:251693056;visibility:visible;mso-wrap-style:none;mso-width-percent:0;mso-height-percent:0;mso-wrap-distance-left:9pt;mso-wrap-distance-top:0;mso-wrap-distance-right:9pt;mso-wrap-distance-bottom:0;mso-position-horizontal:absolute;mso-position-horizontal-relative:text;mso-position-vertical:absolute;mso-position-vertical-relative:text;mso-width-percent:0;mso-height-percent:0;mso-width-relative:page;mso-height-relative:page;v-text-anchor:middle" o:gfxdata="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" strokeweight=".26mm">
                             <v:stroke endcap="square"/>
@@ -6589,7 +6655,7 @@
                           </wp:anchor>
                         </w:drawing>
                       </mc:Choice>
-                      <mc:Fallback>
+                      <mc:Fallback xmlns:cx1="http://schemas.microsoft.com/office/drawing/2015/9/8/chartex">
                         <w:pict>
                           <v:rect w14:anchorId="276F2B15" id="Rectangle 90" o:spid="_x0000_s1026" style="position:absolute;margin-left:9.6pt;margin-top:2pt;width:20.45pt;height:18.5pt;z-index:251694080;visibility:visible;mso-wrap-style:none;mso-width-percent:0;mso-height-percent:0;mso-wrap-distance-left:9pt;mso-wrap-distance-top:0;mso-wrap-distance-right:9pt;mso-wrap-distance-bottom:0;mso-position-horizontal:absolute;mso-position-horizontal-relative:text;mso-position-vertical:absolute;mso-position-vertical-relative:text;mso-width-percent:0;mso-height-percent:0;mso-width-relative:page;mso-height-relative:page;v-text-anchor:middle" o:gfxdata="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" strokeweight=".26mm">
                             <v:stroke endcap="square"/>
@@ -7484,7 +7550,7 @@
               </wp:anchor>
             </w:drawing>
           </mc:Choice>
-          <mc:Fallback>
+          <mc:Fallback xmlns:cx1="http://schemas.microsoft.com/office/drawing/2015/9/8/chartex">
             <w:pict>
               <v:rect w14:anchorId="2B3BC33A" id="Rectangle 577" o:spid="_x0000_s1032" style="position:absolute;left:0;text-align:left;margin-left:0;margin-top:-5.35pt;width:26.25pt;height:22.3pt;z-index:251662336;visibility:visible;mso-wrap-style:square;mso-width-percent:0;mso-height-percent:0;mso-wrap-distance-left:9pt;mso-wrap-distance-top:0;mso-wrap-distance-right:9pt;mso-wrap-distance-bottom:0;mso-position-horizontal:left;mso-position-horizontal-relative:margin;mso-position-vertical:absolute;mso-position-vertical-relative:text;mso-width-percent:0;mso-height-percent:0;mso-width-relative:page;mso-height-relative:page;v-text-anchor:top" o:gfxdata="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">
                 <v:textbox>
@@ -8096,7 +8162,7 @@
 </file>
 
 <file path=word/endnotes.xml><?xml version="1.0" encoding="utf-8"?>
-<w:endnotes xmlns:wpc="http://schemas.microsoft.com/office/word/2010/wordprocessingCanvas" xmlns:cx="http://schemas.microsoft.com/office/drawing/2014/chartex" xmlns:cx1="http://schemas.microsoft.com/office/drawing/2015/9/8/chartex" xmlns:mc="http://schemas.openxmlformats.org/markup-compatibility/2006" xmlns:o="urn:schemas-microsoft-com:office:office" xmlns:r="http://schemas.openxmlformats.org/officeDocument/2006/relationships" xmlns:m="http://schemas.openxmlformats.org/officeDocument/2006/math" xmlns:v="urn:schemas-microsoft-com:vml" xmlns:wp14="http://schemas.microsoft.com/office/word/2010/wordprocessingDrawing" xmlns:wp="http://schemas.openxmlformats.org/drawingml/2006/wordprocessingDrawing" xmlns:w10="urn:schemas-microsoft-com:office:word" xmlns:w="http://schemas.openxmlformats.org/wordprocessingml/2006/main" xmlns:w14="http://schemas.microsoft.com/office/word/2010/wordml" xmlns:w15="http://schemas.microsoft.com/office/word/2012/wordml" xmlns:w16se="http://schemas.microsoft.com/office/word/2015/wordml/symex" xmlns:wpg="http://schemas.microsoft.com/office/word/2010/wordprocessingGroup" xmlns:wpi="http://schemas.microsoft.com/office/word/2010/wordprocessingInk" xmlns:wne="http://schemas.microsoft.com/office/word/2006/wordml" xmlns:wps="http://schemas.microsoft.com/office/word/2010/wordprocessingShape" mc:Ignorable="w14 w15 w16se wp14">
+<w:endnotes xmlns:wpc="http://schemas.microsoft.com/office/word/2010/wordprocessingCanvas" xmlns:cx="http://schemas.microsoft.com/office/drawing/2014/chartex" xmlns:mc="http://schemas.openxmlformats.org/markup-compatibility/2006" xmlns:o="urn:schemas-microsoft-com:office:office" xmlns:r="http://schemas.openxmlformats.org/officeDocument/2006/relationships" xmlns:m="http://schemas.openxmlformats.org/officeDocument/2006/math" xmlns:v="urn:schemas-microsoft-com:vml" xmlns:wp14="http://schemas.microsoft.com/office/word/2010/wordprocessingDrawing" xmlns:wp="http://schemas.openxmlformats.org/drawingml/2006/wordprocessingDrawing" xmlns:w10="urn:schemas-microsoft-com:office:word" xmlns:w="http://schemas.openxmlformats.org/wordprocessingml/2006/main" xmlns:w14="http://schemas.microsoft.com/office/word/2010/wordml" xmlns:w15="http://schemas.microsoft.com/office/word/2012/wordml" xmlns:w16se="http://schemas.microsoft.com/office/word/2015/wordml/symex" xmlns:wpg="http://schemas.microsoft.com/office/word/2010/wordprocessingGroup" xmlns:wpi="http://schemas.microsoft.com/office/word/2010/wordprocessingInk" xmlns:wne="http://schemas.microsoft.com/office/word/2006/wordml" xmlns:wps="http://schemas.microsoft.com/office/word/2010/wordprocessingShape" mc:Ignorable="w14 w15 w16se wp14">
   <w:endnote w:type="separator" w:id="-1">
     <w:p>
       <w:pPr>
@@ -8121,7 +8187,7 @@
 </file>
 
 <file path=word/footnotes.xml><?xml version="1.0" encoding="utf-8"?>
-<w:footnotes xmlns:wpc="http://schemas.microsoft.com/office/word/2010/wordprocessingCanvas" xmlns:cx="http://schemas.microsoft.com/office/drawing/2014/chartex" xmlns:cx1="http://schemas.microsoft.com/office/drawing/2015/9/8/chartex" xmlns:mc="http://schemas.openxmlformats.org/markup-compatibility/2006" xmlns:o="urn:schemas-microsoft-com:office:office" xmlns:r="http://schemas.openxmlformats.org/officeDocument/2006/relationships" xmlns:m="http://schemas.openxmlformats.org/officeDocument/2006/math" xmlns:v="urn:schemas-microsoft-com:vml" xmlns:wp14="http://schemas.microsoft.com/office/word/2010/wordprocessingDrawing" xmlns:wp="http://schemas.openxmlformats.org/drawingml/2006/wordprocessingDrawing" xmlns:w10="urn:schemas-microsoft-com:office:word" xmlns:w="http://schemas.openxmlformats.org/wordprocessingml/2006/main" xmlns:w14="http://schemas.microsoft.com/office/word/2010/wordml" xmlns:w15="http://schemas.microsoft.com/office/word/2012/wordml" xmlns:w16se="http://schemas.microsoft.com/office/word/2015/wordml/symex" xmlns:wpg="http://schemas.microsoft.com/office/word/2010/wordprocessingGroup" xmlns:wpi="http://schemas.microsoft.com/office/word/2010/wordprocessingInk" xmlns:wne="http://schemas.microsoft.com/office/word/2006/wordml" xmlns:wps="http://schemas.microsoft.com/office/word/2010/wordprocessingShape" mc:Ignorable="w14 w15 w16se wp14">
+<w:footnotes xmlns:wpc="http://schemas.microsoft.com/office/word/2010/wordprocessingCanvas" xmlns:cx="http://schemas.microsoft.com/office/drawing/2014/chartex" xmlns:mc="http://schemas.openxmlformats.org/markup-compatibility/2006" xmlns:o="urn:schemas-microsoft-com:office:office" xmlns:r="http://schemas.openxmlformats.org/officeDocument/2006/relationships" xmlns:m="http://schemas.openxmlformats.org/officeDocument/2006/math" xmlns:v="urn:schemas-microsoft-com:vml" xmlns:wp14="http://schemas.microsoft.com/office/word/2010/wordprocessingDrawing" xmlns:wp="http://schemas.openxmlformats.org/drawingml/2006/wordprocessingDrawing" xmlns:w10="urn:schemas-microsoft-com:office:word" xmlns:w="http://schemas.openxmlformats.org/wordprocessingml/2006/main" xmlns:w14="http://schemas.microsoft.com/office/word/2010/wordml" xmlns:w15="http://schemas.microsoft.com/office/word/2012/wordml" xmlns:w16se="http://schemas.microsoft.com/office/word/2015/wordml/symex" xmlns:wpg="http://schemas.microsoft.com/office/word/2010/wordprocessingGroup" xmlns:wpi="http://schemas.microsoft.com/office/word/2010/wordprocessingInk" xmlns:wne="http://schemas.microsoft.com/office/word/2006/wordml" xmlns:wps="http://schemas.microsoft.com/office/word/2010/wordprocessingShape" mc:Ignorable="w14 w15 w16se wp14">
   <w:footnote w:type="separator" w:id="-1">
     <w:p>
       <w:pPr>
@@ -8463,7 +8529,7 @@
 </file>
 
 <file path=word/header1.xml><?xml version="1.0" encoding="utf-8"?>
-<w:hdr xmlns:wpc="http://schemas.microsoft.com/office/word/2010/wordprocessingCanvas" xmlns:cx="http://schemas.microsoft.com/office/drawing/2014/chartex" xmlns:cx1="http://schemas.microsoft.com/office/drawing/2015/9/8/chartex" xmlns:mc="http://schemas.openxmlformats.org/markup-compatibility/2006" xmlns:o="urn:schemas-microsoft-com:office:office" xmlns:r="http://schemas.openxmlformats.org/officeDocument/2006/relationships" xmlns:m="http://schemas.openxmlformats.org/officeDocument/2006/math" xmlns:v="urn:schemas-microsoft-com:vml" xmlns:wp14="http://schemas.microsoft.com/office/word/2010/wordprocessingDrawing" xmlns:wp="http://schemas.openxmlformats.org/drawingml/2006/wordprocessingDrawing" xmlns:w10="urn:schemas-microsoft-com:office:word" xmlns:w="http://schemas.openxmlformats.org/wordprocessingml/2006/main" xmlns:w14="http://schemas.microsoft.com/office/word/2010/wordml" xmlns:w15="http://schemas.microsoft.com/office/word/2012/wordml" xmlns:w16se="http://schemas.microsoft.com/office/word/2015/wordml/symex" xmlns:wpg="http://schemas.microsoft.com/office/word/2010/wordprocessingGroup" xmlns:wpi="http://schemas.microsoft.com/office/word/2010/wordprocessingInk" xmlns:wne="http://schemas.microsoft.com/office/word/2006/wordml" xmlns:wps="http://schemas.microsoft.com/office/word/2010/wordprocessingShape" mc:Ignorable="w14 w15 w16se wp14">
+<w:hdr xmlns:wpc="http://schemas.microsoft.com/office/word/2010/wordprocessingCanvas" xmlns:cx="http://schemas.microsoft.com/office/drawing/2014/chartex" xmlns:mc="http://schemas.openxmlformats.org/markup-compatibility/2006" xmlns:o="urn:schemas-microsoft-com:office:office" xmlns:r="http://schemas.openxmlformats.org/officeDocument/2006/relationships" xmlns:m="http://schemas.openxmlformats.org/officeDocument/2006/math" xmlns:v="urn:schemas-microsoft-com:vml" xmlns:wp14="http://schemas.microsoft.com/office/word/2010/wordprocessingDrawing" xmlns:wp="http://schemas.openxmlformats.org/drawingml/2006/wordprocessingDrawing" xmlns:w10="urn:schemas-microsoft-com:office:word" xmlns:w="http://schemas.openxmlformats.org/wordprocessingml/2006/main" xmlns:w14="http://schemas.microsoft.com/office/word/2010/wordml" xmlns:w15="http://schemas.microsoft.com/office/word/2012/wordml" xmlns:w16se="http://schemas.microsoft.com/office/word/2015/wordml/symex" xmlns:wpg="http://schemas.microsoft.com/office/word/2010/wordprocessingGroup" xmlns:wpi="http://schemas.microsoft.com/office/word/2010/wordprocessingInk" xmlns:wne="http://schemas.microsoft.com/office/word/2006/wordml" xmlns:wps="http://schemas.microsoft.com/office/word/2010/wordprocessingShape" mc:Ignorable="w14 w15 w16se wp14">
   <w:p>
     <w:pPr>
       <w:pStyle w:val="Header"/>
@@ -8474,7 +8540,7 @@
 </file>
 
 <file path=word/numbering.xml><?xml version="1.0" encoding="utf-8"?>
-<w:numbering xmlns:wpc="http://schemas.microsoft.com/office/word/2010/wordprocessingCanvas" xmlns:cx="http://schemas.microsoft.com/office/drawing/2014/chartex" xmlns:cx1="http://schemas.microsoft.com/office/drawing/2015/9/8/chartex" xmlns:mc="http://schemas.openxmlformats.org/markup-compatibility/2006" xmlns:o="urn:schemas-microsoft-com:office:office" xmlns:r="http://schemas.openxmlformats.org/officeDocument/2006/relationships" xmlns:m="http://schemas.openxmlformats.org/officeDocument/2006/math" xmlns:v="urn:schemas-microsoft-com:vml" xmlns:wp14="http://schemas.microsoft.com/office/word/2010/wordprocessingDrawing" xmlns:wp="http://schemas.openxmlformats.org/drawingml/2006/wordprocessingDrawing" xmlns:w10="urn:schemas-microsoft-com:office:word" xmlns:w="http://schemas.openxmlformats.org/wordprocessingml/2006/main" xmlns:w14="http://schemas.microsoft.com/office/word/2010/wordml" xmlns:w15="http://schemas.microsoft.com/office/word/2012/wordml" xmlns:w16se="http://schemas.microsoft.com/office/word/2015/wordml/symex" xmlns:wpg="http://schemas.microsoft.com/office/word/2010/wordprocessingGroup" xmlns:wpi="http://schemas.microsoft.com/office/word/2010/wordprocessingInk" xmlns:wne="http://schemas.microsoft.com/office/word/2006/wordml" xmlns:wps="http://schemas.microsoft.com/office/word/2010/wordprocessingShape" mc:Ignorable="w14 w15 w16se wp14">
+<w:numbering xmlns:wpc="http://schemas.microsoft.com/office/word/2010/wordprocessingCanvas" xmlns:cx="http://schemas.microsoft.com/office/drawing/2014/chartex" xmlns:mc="http://schemas.openxmlformats.org/markup-compatibility/2006" xmlns:o="urn:schemas-microsoft-com:office:office" xmlns:r="http://schemas.openxmlformats.org/officeDocument/2006/relationships" xmlns:m="http://schemas.openxmlformats.org/officeDocument/2006/math" xmlns:v="urn:schemas-microsoft-com:vml" xmlns:wp14="http://schemas.microsoft.com/office/word/2010/wordprocessingDrawing" xmlns:wp="http://schemas.openxmlformats.org/drawingml/2006/wordprocessingDrawing" xmlns:w10="urn:schemas-microsoft-com:office:word" xmlns:w="http://schemas.openxmlformats.org/wordprocessingml/2006/main" xmlns:w14="http://schemas.microsoft.com/office/word/2010/wordml" xmlns:w15="http://schemas.microsoft.com/office/word/2012/wordml" xmlns:w16se="http://schemas.microsoft.com/office/word/2015/wordml/symex" xmlns:wpg="http://schemas.microsoft.com/office/word/2010/wordprocessingGroup" xmlns:wpi="http://schemas.microsoft.com/office/word/2010/wordprocessingInk" xmlns:wne="http://schemas.microsoft.com/office/word/2006/wordml" xmlns:wps="http://schemas.microsoft.com/office/word/2010/wordprocessingShape" mc:Ignorable="w14 w15 w16se wp14">
   <w:abstractNum w:abstractNumId="0" w15:restartNumberingAfterBreak="0">
     <w:nsid w:val="43CB01EF"/>
     <w:multiLevelType w:val="hybridMultilevel"/>

--- a/CÔNG TY TNHH TMDV KHÁNH HƯNG/KhanhHung_ThayDoiThanhVien_DDPL/KhanhHung_GiayDeNghi_Mau12.docx
+++ b/CÔNG TY TNHH TMDV KHÁNH HƯNG/KhanhHung_ThayDoiThanhVien_DDPL/KhanhHung_GiayDeNghi_Mau12.docx
@@ -21,8 +21,6 @@
           <w:lang w:eastAsia="x-none"/>
         </w:rPr>
       </w:pPr>
-      <w:bookmarkStart w:id="0" w:name="_GoBack"/>
-      <w:bookmarkEnd w:id="0"/>
       <w:r>
         <w:rPr>
           <w:rFonts w:ascii="Times New Roman" w:eastAsia="Calibri" w:hAnsi="Times New Roman" w:cs="Times New Roman"/>
@@ -51,7 +49,7 @@
           <w:tcPr>
             <w:tcW w:w="3508" w:type="dxa"/>
           </w:tcPr>
-          <w:bookmarkStart w:id="1" w:name="_Hlk201220355"/>
+          <w:bookmarkStart w:id="0" w:name="_Hlk201220355"/>
           <w:p>
             <w:pPr>
               <w:spacing w:after="0" w:line="240" w:lineRule="auto"/>
@@ -367,6 +365,15 @@
                 <w:sz w:val="26"/>
                 <w:szCs w:val="26"/>
               </w:rPr>
+              <w:t>2</w:t>
+            </w:r>
+            <w:r>
+              <w:rPr>
+                <w:rFonts w:ascii="Times New Roman" w:eastAsia="Times New Roman" w:hAnsi="Times New Roman" w:cs="Times New Roman"/>
+                <w:i/>
+                <w:sz w:val="26"/>
+                <w:szCs w:val="26"/>
+              </w:rPr>
               <w:t xml:space="preserve"> tháng </w:t>
             </w:r>
             <w:r>
@@ -376,7 +383,7 @@
                 <w:sz w:val="26"/>
                 <w:szCs w:val="26"/>
               </w:rPr>
-              <w:t>3</w:t>
+              <w:t>4</w:t>
             </w:r>
             <w:r>
               <w:rPr>
@@ -400,7 +407,7 @@
         </w:tc>
       </w:tr>
     </w:tbl>
-    <w:bookmarkEnd w:id="1"/>
+    <w:bookmarkEnd w:id="0"/>
     <w:p>
       <w:pPr>
         <w:spacing w:before="240" w:after="120" w:line="264" w:lineRule="auto"/>
@@ -501,7 +508,7 @@
         <w:br/>
         <w:t xml:space="preserve">Đăng ký </w:t>
       </w:r>
-      <w:bookmarkStart w:id="2" w:name="_Hlk174028475"/>
+      <w:bookmarkStart w:id="1" w:name="_Hlk174028475"/>
       <w:r>
         <w:rPr>
           <w:rFonts w:ascii="Times New Roman" w:eastAsia="Calibri" w:hAnsi="Times New Roman" w:cs="Times New Roman"/>
@@ -511,7 +518,7 @@
         </w:rPr>
         <w:t>thay đổi nội dung Giấy chứng nhận đăng ký doanh nghiệp</w:t>
       </w:r>
-      <w:bookmarkEnd w:id="2"/>
+      <w:bookmarkEnd w:id="1"/>
       <w:r>
         <w:rPr>
           <w:rFonts w:ascii="Times New Roman" w:eastAsia="Calibri" w:hAnsi="Times New Roman" w:cs="Times New Roman"/>
@@ -1113,11 +1120,11 @@
       </w:r>
       <w:r>
         <w:rPr>
-          <w:rFonts w:ascii="Times New Roman" w:eastAsia="Calibri" w:hAnsi="Times New Roman" w:cs="Times New Roman"/>
-          <w:sz w:val="28"/>
-          <w:szCs w:val="28"/>
-        </w:rPr>
-        <w:t>3702570782</w:t>
+          <w:rFonts w:ascii="Times New Roman" w:eastAsia="Times New Roman" w:hAnsi="Times New Roman" w:cs="Times New Roman"/>
+          <w:sz w:val="26"/>
+          <w:szCs w:val="26"/>
+        </w:rPr>
+        <w:t>3702758960</w:t>
       </w:r>
     </w:p>
     <w:p>
@@ -1228,7 +1235,7 @@
           <w:lang w:val="vi-VN"/>
         </w:rPr>
       </w:pPr>
-      <w:bookmarkStart w:id="3" w:name="_Hlk177941427"/>
+      <w:bookmarkStart w:id="2" w:name="_Hlk177941427"/>
       <w:r>
         <w:rPr>
           <w:rFonts w:ascii="Times New Roman" w:eastAsia="Calibri" w:hAnsi="Times New Roman" w:cs="Times New Roman"/>
@@ -1248,9 +1255,9 @@
         </w:rPr>
         <w:t>Doanh nghiệp chọn và kê khai vào trang tương ứng với nội dung đăng ký/</w:t>
       </w:r>
-      <w:bookmarkStart w:id="4" w:name="_Hlk177941461"/>
+      <w:bookmarkStart w:id="3" w:name="_Hlk177941461"/>
     </w:p>
-    <w:bookmarkEnd w:id="4"/>
+    <w:bookmarkEnd w:id="3"/>
     <w:p>
       <w:pPr>
         <w:tabs>
@@ -1284,7 +1291,7 @@
         </w:rPr>
         <w:t>)</w:t>
       </w:r>
-      <w:bookmarkEnd w:id="3"/>
+      <w:bookmarkEnd w:id="2"/>
     </w:p>
     <w:p>
       <w:pPr>
@@ -1913,7 +1920,7 @@
               </wp:anchor>
             </w:drawing>
           </mc:Choice>
-          <mc:Fallback xmlns:cx1="http://schemas.microsoft.com/office/drawing/2015/9/8/chartex">
+          <mc:Fallback>
             <w:pict>
               <v:group w14:anchorId="436920A7" id="Group 1" o:spid="_x0000_s1026" style="position:absolute;left:0;text-align:left;margin-left:68.55pt;margin-top:43.95pt;width:112.85pt;height:17.55pt;z-index:251676672;mso-height-relative:margin" coordorigin=",-457" coordsize="14331,2228" o:gfxdata="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">
                 <v:shapetype id="_x0000_t202" coordsize="21600,21600" o:spt="202" path="m,l,21600r21600,l21600,xe">
@@ -1950,7 +1957,7 @@
         </w:rPr>
         <w:t xml:space="preserve">- Doanh </w:t>
       </w:r>
-      <w:bookmarkStart w:id="5" w:name="_Hlk177941472"/>
+      <w:bookmarkStart w:id="4" w:name="_Hlk177941472"/>
       <w:r>
         <w:rPr>
           <w:rFonts w:ascii="Times New Roman" w:eastAsia="Calibri" w:hAnsi="Times New Roman" w:cs="Times New Roman"/>
@@ -1982,7 +1989,7 @@
         <w:t xml:space="preserve">              Không</w:t>
       </w:r>
     </w:p>
-    <w:bookmarkEnd w:id="5"/>
+    <w:bookmarkEnd w:id="4"/>
     <w:p>
       <w:pPr>
         <w:spacing w:before="120" w:after="120" w:line="240" w:lineRule="auto"/>
@@ -2313,8 +2320,8 @@
           <w:vertAlign w:val="superscript"/>
         </w:rPr>
       </w:pPr>
-      <w:bookmarkStart w:id="6" w:name="_Hlk177941885"/>
-      <w:bookmarkStart w:id="7" w:name="_Hlk177941696"/>
+      <w:bookmarkStart w:id="5" w:name="_Hlk177941885"/>
+      <w:bookmarkStart w:id="6" w:name="_Hlk177941696"/>
       <w:r>
         <w:rPr>
           <w:rFonts w:ascii="Times New Roman" w:eastAsia="Calibri" w:hAnsi="Times New Roman" w:cs="Times New Roman"/>
@@ -2334,16 +2341,16 @@
         </w:rPr>
         <w:t xml:space="preserve">THAY ĐỔI </w:t>
       </w:r>
+      <w:bookmarkEnd w:id="5"/>
+      <w:r>
+        <w:rPr>
+          <w:rFonts w:ascii="Times New Roman" w:eastAsia="Calibri" w:hAnsi="Times New Roman" w:cs="Times New Roman"/>
+          <w:sz w:val="28"/>
+          <w:szCs w:val="28"/>
+        </w:rPr>
+        <w:t>NGÀNH, NGHỀ KINH DOANH</w:t>
+      </w:r>
       <w:bookmarkEnd w:id="6"/>
-      <w:r>
-        <w:rPr>
-          <w:rFonts w:ascii="Times New Roman" w:eastAsia="Calibri" w:hAnsi="Times New Roman" w:cs="Times New Roman"/>
-          <w:sz w:val="28"/>
-          <w:szCs w:val="28"/>
-        </w:rPr>
-        <w:t>NGÀNH, NGHỀ KINH DOANH</w:t>
-      </w:r>
-      <w:bookmarkEnd w:id="7"/>
       <w:r>
         <w:rPr>
           <w:rFonts w:ascii="Times New Roman" w:eastAsia="Calibri" w:hAnsi="Times New Roman" w:cs="Times New Roman"/>
@@ -2403,44 +2410,37 @@
     </w:p>
     <w:tbl>
       <w:tblPr>
-        <w:tblW w:w="9214" w:type="dxa"/>
-        <w:tblInd w:w="108" w:type="dxa"/>
-        <w:tblBorders>
-          <w:top w:val="single" w:sz="4" w:space="0" w:color="000000"/>
-          <w:left w:val="single" w:sz="4" w:space="0" w:color="000000"/>
-          <w:bottom w:val="single" w:sz="4" w:space="0" w:color="000000"/>
-          <w:right w:val="single" w:sz="4" w:space="0" w:color="000000"/>
-          <w:insideH w:val="single" w:sz="4" w:space="0" w:color="000000"/>
-          <w:insideV w:val="single" w:sz="4" w:space="0" w:color="000000"/>
-        </w:tblBorders>
+        <w:tblStyle w:val="TableGrid"/>
+        <w:tblW w:w="0" w:type="auto"/>
+        <w:tblInd w:w="720" w:type="dxa"/>
         <w:tblLook w:val="04A0" w:firstRow="1" w:lastRow="0" w:firstColumn="1" w:lastColumn="0" w:noHBand="0" w:noVBand="1"/>
       </w:tblPr>
       <w:tblGrid>
-        <w:gridCol w:w="1478"/>
-        <w:gridCol w:w="4328"/>
-        <w:gridCol w:w="1808"/>
-        <w:gridCol w:w="1600"/>
+        <w:gridCol w:w="679"/>
+        <w:gridCol w:w="3827"/>
+        <w:gridCol w:w="1560"/>
+        <w:gridCol w:w="1013"/>
       </w:tblGrid>
       <w:tr>
         <w:tc>
           <w:tcPr>
-            <w:tcW w:w="1021" w:type="dxa"/>
+            <w:tcW w:w="551" w:type="dxa"/>
           </w:tcPr>
           <w:p>
             <w:pPr>
-              <w:spacing w:before="120" w:after="0" w:line="340" w:lineRule="exact"/>
-              <w:jc w:val="center"/>
-              <w:rPr>
-                <w:rFonts w:ascii="Times New Roman" w:eastAsia="Calibri" w:hAnsi="Times New Roman" w:cs="Times New Roman"/>
-                <w:sz w:val="24"/>
-                <w:szCs w:val="24"/>
-              </w:rPr>
-            </w:pPr>
-            <w:r>
-              <w:rPr>
-                <w:rFonts w:ascii="Times New Roman" w:eastAsia="Calibri" w:hAnsi="Times New Roman" w:cs="Times New Roman"/>
-                <w:sz w:val="24"/>
-                <w:szCs w:val="24"/>
+              <w:pStyle w:val="ListParagraph"/>
+              <w:ind w:left="0"/>
+              <w:rPr>
+                <w:rFonts w:ascii="Times New Roman" w:hAnsi="Times New Roman" w:cs="Times New Roman"/>
+                <w:sz w:val="26"/>
+                <w:szCs w:val="26"/>
+              </w:rPr>
+            </w:pPr>
+            <w:r>
+              <w:rPr>
+                <w:rFonts w:ascii="Times New Roman" w:hAnsi="Times New Roman" w:cs="Times New Roman"/>
+                <w:sz w:val="26"/>
+                <w:szCs w:val="26"/>
               </w:rPr>
               <w:t>STT</w:t>
             </w:r>
@@ -2448,93 +2448,73 @@
         </w:tc>
         <w:tc>
           <w:tcPr>
-            <w:tcW w:w="4681" w:type="dxa"/>
+            <w:tcW w:w="3827" w:type="dxa"/>
           </w:tcPr>
           <w:p>
             <w:pPr>
-              <w:spacing w:before="120" w:after="0" w:line="340" w:lineRule="exact"/>
-              <w:jc w:val="center"/>
-              <w:rPr>
-                <w:rFonts w:ascii="Times New Roman" w:eastAsia="Calibri" w:hAnsi="Times New Roman" w:cs="Times New Roman"/>
-                <w:sz w:val="24"/>
-                <w:szCs w:val="24"/>
-              </w:rPr>
-            </w:pPr>
-            <w:r>
-              <w:rPr>
-                <w:rFonts w:ascii="Times New Roman" w:eastAsia="Calibri" w:hAnsi="Times New Roman" w:cs="Times New Roman"/>
-                <w:sz w:val="24"/>
-                <w:szCs w:val="24"/>
-              </w:rPr>
-              <w:t xml:space="preserve">Tên ngành, nghề kinh doanh </w:t>
-            </w:r>
-          </w:p>
-          <w:p>
-            <w:pPr>
-              <w:spacing w:after="0" w:line="340" w:lineRule="exact"/>
-              <w:jc w:val="center"/>
-              <w:rPr>
-                <w:rFonts w:ascii="Times New Roman" w:eastAsia="Calibri" w:hAnsi="Times New Roman" w:cs="Times New Roman"/>
-                <w:sz w:val="24"/>
-                <w:szCs w:val="24"/>
-              </w:rPr>
-            </w:pPr>
-            <w:r>
-              <w:rPr>
-                <w:rFonts w:ascii="Times New Roman" w:eastAsia="Calibri" w:hAnsi="Times New Roman" w:cs="Times New Roman"/>
-                <w:sz w:val="24"/>
-                <w:szCs w:val="24"/>
-              </w:rPr>
-              <w:t>được bổ sung</w:t>
+              <w:pStyle w:val="ListParagraph"/>
+              <w:ind w:left="0"/>
+              <w:rPr>
+                <w:rFonts w:ascii="Times New Roman" w:hAnsi="Times New Roman" w:cs="Times New Roman"/>
+                <w:sz w:val="26"/>
+                <w:szCs w:val="26"/>
+              </w:rPr>
+            </w:pPr>
+            <w:r>
+              <w:rPr>
+                <w:rFonts w:ascii="Times New Roman" w:hAnsi="Times New Roman" w:cs="Times New Roman"/>
+                <w:sz w:val="26"/>
+                <w:szCs w:val="26"/>
+              </w:rPr>
+              <w:t>Tên Ngành</w:t>
             </w:r>
           </w:p>
         </w:tc>
         <w:tc>
           <w:tcPr>
-            <w:tcW w:w="1808" w:type="dxa"/>
+            <w:tcW w:w="1560" w:type="dxa"/>
           </w:tcPr>
           <w:p>
             <w:pPr>
-              <w:spacing w:before="120" w:after="0" w:line="340" w:lineRule="exact"/>
-              <w:jc w:val="center"/>
-              <w:rPr>
-                <w:rFonts w:ascii="Times New Roman" w:eastAsia="Calibri" w:hAnsi="Times New Roman" w:cs="Times New Roman"/>
-                <w:sz w:val="24"/>
-                <w:szCs w:val="24"/>
-              </w:rPr>
-            </w:pPr>
-            <w:r>
-              <w:rPr>
-                <w:rFonts w:ascii="Times New Roman" w:eastAsia="Calibri" w:hAnsi="Times New Roman" w:cs="Times New Roman"/>
-                <w:sz w:val="24"/>
-                <w:szCs w:val="24"/>
-              </w:rPr>
-              <w:t>Mã ngành</w:t>
+              <w:pStyle w:val="ListParagraph"/>
+              <w:ind w:left="0"/>
+              <w:rPr>
+                <w:rFonts w:ascii="Times New Roman" w:hAnsi="Times New Roman" w:cs="Times New Roman"/>
+                <w:sz w:val="26"/>
+                <w:szCs w:val="26"/>
+              </w:rPr>
+            </w:pPr>
+            <w:r>
+              <w:rPr>
+                <w:rFonts w:ascii="Times New Roman" w:hAnsi="Times New Roman" w:cs="Times New Roman"/>
+                <w:sz w:val="26"/>
+                <w:szCs w:val="26"/>
+              </w:rPr>
+              <w:t>Mã Ngành</w:t>
             </w:r>
           </w:p>
         </w:tc>
         <w:tc>
           <w:tcPr>
-            <w:tcW w:w="1704" w:type="dxa"/>
+            <w:tcW w:w="1013" w:type="dxa"/>
           </w:tcPr>
           <w:p>
             <w:pPr>
-              <w:spacing w:before="120" w:after="0" w:line="340" w:lineRule="exact"/>
-              <w:jc w:val="center"/>
-              <w:rPr>
-                <w:rFonts w:ascii="Times New Roman" w:eastAsia="Calibri" w:hAnsi="Times New Roman" w:cs="Times New Roman"/>
-                <w:sz w:val="24"/>
-                <w:szCs w:val="24"/>
-              </w:rPr>
-            </w:pPr>
-            <w:r>
-              <w:rPr>
-                <w:rFonts w:ascii="Times New Roman" w:eastAsia="Times New Roman" w:hAnsi="Times New Roman" w:cs="Times New Roman"/>
-                <w:sz w:val="24"/>
-                <w:szCs w:val="24"/>
-                <w:lang w:eastAsia="zh-CN"/>
-              </w:rPr>
-              <w:t>Ngành, nghề kinh doanh chính</w:t>
+              <w:pStyle w:val="ListParagraph"/>
+              <w:ind w:left="0"/>
+              <w:rPr>
+                <w:rFonts w:ascii="Times New Roman" w:hAnsi="Times New Roman" w:cs="Times New Roman"/>
+                <w:sz w:val="26"/>
+                <w:szCs w:val="26"/>
+              </w:rPr>
+            </w:pPr>
+            <w:r>
+              <w:rPr>
+                <w:rFonts w:ascii="Times New Roman" w:hAnsi="Times New Roman" w:cs="Times New Roman"/>
+                <w:sz w:val="26"/>
+                <w:szCs w:val="26"/>
+              </w:rPr>
+              <w:t>Ngành chính</w:t>
             </w:r>
           </w:p>
         </w:tc>
@@ -2542,19 +2522,23 @@
       <w:tr>
         <w:tc>
           <w:tcPr>
-            <w:tcW w:w="1021" w:type="dxa"/>
+            <w:tcW w:w="551" w:type="dxa"/>
           </w:tcPr>
           <w:p>
             <w:pPr>
-              <w:spacing w:after="200" w:line="276" w:lineRule="auto"/>
-              <w:ind w:left="144" w:right="1008"/>
-              <w:rPr>
-                <w:rFonts w:ascii="Times New Roman" w:eastAsia="Calibri" w:hAnsi="Times New Roman" w:cs="Times New Roman"/>
-              </w:rPr>
-            </w:pPr>
-            <w:r>
-              <w:rPr>
-                <w:rFonts w:ascii="Times New Roman" w:eastAsia="Calibri" w:hAnsi="Times New Roman" w:cs="Times New Roman"/>
+              <w:pStyle w:val="ListParagraph"/>
+              <w:ind w:left="0"/>
+              <w:rPr>
+                <w:rFonts w:ascii="Times New Roman" w:hAnsi="Times New Roman" w:cs="Times New Roman"/>
+                <w:sz w:val="26"/>
+                <w:szCs w:val="26"/>
+              </w:rPr>
+            </w:pPr>
+            <w:r>
+              <w:rPr>
+                <w:rFonts w:ascii="Times New Roman" w:hAnsi="Times New Roman" w:cs="Times New Roman"/>
+                <w:sz w:val="26"/>
+                <w:szCs w:val="26"/>
               </w:rPr>
               <w:t>1</w:t>
             </w:r>
@@ -2562,61 +2546,83 @@
         </w:tc>
         <w:tc>
           <w:tcPr>
-            <w:tcW w:w="4681" w:type="dxa"/>
+            <w:tcW w:w="3827" w:type="dxa"/>
           </w:tcPr>
           <w:p>
             <w:pPr>
-              <w:spacing w:after="200" w:line="276" w:lineRule="auto"/>
-              <w:ind w:left="144" w:right="1008"/>
-              <w:rPr>
-                <w:rFonts w:ascii="Times New Roman" w:eastAsia="Calibri" w:hAnsi="Times New Roman" w:cs="Times New Roman"/>
-              </w:rPr>
-            </w:pPr>
-            <w:r>
-              <w:rPr>
-                <w:rFonts w:ascii="Times New Roman" w:eastAsia="Calibri" w:hAnsi="Times New Roman" w:cs="Times New Roman"/>
-              </w:rPr>
-              <w:t>Bán buôn vật liệu, thiết bị lắp đặt khác trong xây dựng</w:t>
-            </w:r>
-            <w:r>
-              <w:rPr>
-                <w:rFonts w:ascii="Times New Roman" w:eastAsia="Calibri" w:hAnsi="Times New Roman" w:cs="Times New Roman"/>
-              </w:rPr>
-              <w:br/>
-              <w:t>Chi tiết: Bán buôn kính xây dựng, đồ ngũ kim</w:t>
+              <w:pStyle w:val="ListParagraph"/>
+              <w:ind w:left="0"/>
+              <w:rPr>
+                <w:rFonts w:ascii="Times New Roman" w:hAnsi="Times New Roman" w:cs="Times New Roman"/>
+                <w:sz w:val="26"/>
+                <w:szCs w:val="26"/>
+              </w:rPr>
+            </w:pPr>
+            <w:r>
+              <w:rPr>
+                <w:rFonts w:ascii="Times New Roman" w:hAnsi="Times New Roman" w:cs="Times New Roman"/>
+                <w:sz w:val="26"/>
+                <w:szCs w:val="26"/>
+              </w:rPr>
+              <w:t>Bán buôn kim loại và quặng kim loại</w:t>
+            </w:r>
+          </w:p>
+          <w:p>
+            <w:pPr>
+              <w:pStyle w:val="ListParagraph"/>
+              <w:ind w:left="0"/>
+              <w:rPr>
+                <w:rFonts w:ascii="Times New Roman" w:hAnsi="Times New Roman" w:cs="Times New Roman"/>
+                <w:sz w:val="26"/>
+                <w:szCs w:val="26"/>
+              </w:rPr>
+            </w:pPr>
+            <w:r>
+              <w:rPr>
+                <w:rFonts w:ascii="Times New Roman" w:hAnsi="Times New Roman" w:cs="Times New Roman"/>
+                <w:sz w:val="26"/>
+                <w:szCs w:val="26"/>
+              </w:rPr>
+              <w:t>Chi tiết : Bán buôn sắt, thép, đồng, kẽm, nhôm…</w:t>
             </w:r>
           </w:p>
         </w:tc>
         <w:tc>
           <w:tcPr>
-            <w:tcW w:w="1808" w:type="dxa"/>
+            <w:tcW w:w="1560" w:type="dxa"/>
           </w:tcPr>
           <w:p>
             <w:pPr>
-              <w:spacing w:after="200" w:line="276" w:lineRule="auto"/>
-              <w:ind w:left="144" w:right="1008"/>
-              <w:rPr>
-                <w:rFonts w:ascii="Times New Roman" w:eastAsia="Calibri" w:hAnsi="Times New Roman" w:cs="Times New Roman"/>
-              </w:rPr>
-            </w:pPr>
-            <w:r>
-              <w:rPr>
-                <w:rFonts w:ascii="Times New Roman" w:eastAsia="Calibri" w:hAnsi="Times New Roman" w:cs="Times New Roman"/>
-              </w:rPr>
-              <w:t>4673</w:t>
+              <w:pStyle w:val="ListParagraph"/>
+              <w:ind w:left="0"/>
+              <w:rPr>
+                <w:rFonts w:ascii="Times New Roman" w:hAnsi="Times New Roman" w:cs="Times New Roman"/>
+                <w:sz w:val="26"/>
+                <w:szCs w:val="26"/>
+              </w:rPr>
+            </w:pPr>
+            <w:r>
+              <w:rPr>
+                <w:rFonts w:ascii="Times New Roman" w:hAnsi="Times New Roman" w:cs="Times New Roman"/>
+                <w:sz w:val="26"/>
+                <w:szCs w:val="26"/>
+              </w:rPr>
+              <w:t>4672</w:t>
             </w:r>
           </w:p>
         </w:tc>
         <w:tc>
           <w:tcPr>
-            <w:tcW w:w="1704" w:type="dxa"/>
+            <w:tcW w:w="1013" w:type="dxa"/>
           </w:tcPr>
           <w:p>
             <w:pPr>
-              <w:spacing w:after="200" w:line="276" w:lineRule="auto"/>
-              <w:ind w:left="144" w:right="1008"/>
-              <w:rPr>
-                <w:rFonts w:ascii="Times New Roman" w:eastAsia="Calibri" w:hAnsi="Times New Roman" w:cs="Times New Roman"/>
+              <w:pStyle w:val="ListParagraph"/>
+              <w:ind w:left="0"/>
+              <w:rPr>
+                <w:rFonts w:ascii="Times New Roman" w:hAnsi="Times New Roman" w:cs="Times New Roman"/>
+                <w:sz w:val="26"/>
+                <w:szCs w:val="26"/>
               </w:rPr>
             </w:pPr>
           </w:p>
@@ -2625,19 +2631,23 @@
       <w:tr>
         <w:tc>
           <w:tcPr>
-            <w:tcW w:w="1021" w:type="dxa"/>
+            <w:tcW w:w="551" w:type="dxa"/>
           </w:tcPr>
           <w:p>
             <w:pPr>
-              <w:spacing w:after="200" w:line="276" w:lineRule="auto"/>
-              <w:ind w:left="144" w:right="1008"/>
-              <w:rPr>
-                <w:rFonts w:ascii="Times New Roman" w:eastAsia="Calibri" w:hAnsi="Times New Roman" w:cs="Times New Roman"/>
-              </w:rPr>
-            </w:pPr>
-            <w:r>
-              <w:rPr>
-                <w:rFonts w:ascii="Times New Roman" w:eastAsia="Calibri" w:hAnsi="Times New Roman" w:cs="Times New Roman"/>
+              <w:pStyle w:val="ListParagraph"/>
+              <w:ind w:left="0"/>
+              <w:rPr>
+                <w:rFonts w:ascii="Times New Roman" w:hAnsi="Times New Roman" w:cs="Times New Roman"/>
+                <w:sz w:val="26"/>
+                <w:szCs w:val="26"/>
+              </w:rPr>
+            </w:pPr>
+            <w:r>
+              <w:rPr>
+                <w:rFonts w:ascii="Times New Roman" w:hAnsi="Times New Roman" w:cs="Times New Roman"/>
+                <w:sz w:val="26"/>
+                <w:szCs w:val="26"/>
               </w:rPr>
               <w:t>2</w:t>
             </w:r>
@@ -2645,46 +2655,66 @@
         </w:tc>
         <w:tc>
           <w:tcPr>
-            <w:tcW w:w="4681" w:type="dxa"/>
+            <w:tcW w:w="3827" w:type="dxa"/>
           </w:tcPr>
           <w:p>
             <w:pPr>
-              <w:spacing w:after="200" w:line="276" w:lineRule="auto"/>
-              <w:ind w:left="144" w:right="1008"/>
-              <w:rPr>
-                <w:rFonts w:ascii="Times New Roman" w:eastAsia="Calibri" w:hAnsi="Times New Roman" w:cs="Times New Roman"/>
-              </w:rPr>
-            </w:pPr>
-            <w:r>
-              <w:rPr>
-                <w:rFonts w:ascii="Times New Roman" w:eastAsia="Calibri" w:hAnsi="Times New Roman" w:cs="Times New Roman"/>
+              <w:pStyle w:val="ListParagraph"/>
+              <w:ind w:left="0"/>
+              <w:rPr>
+                <w:rFonts w:ascii="Times New Roman" w:hAnsi="Times New Roman" w:cs="Times New Roman"/>
+                <w:sz w:val="26"/>
+                <w:szCs w:val="26"/>
+              </w:rPr>
+            </w:pPr>
+            <w:r>
+              <w:rPr>
+                <w:rFonts w:ascii="Times New Roman" w:hAnsi="Times New Roman" w:cs="Times New Roman"/>
+                <w:sz w:val="26"/>
+                <w:szCs w:val="26"/>
               </w:rPr>
               <w:t>Bán buôn chuyên doanh khác chưa được phân vào đâu</w:t>
             </w:r>
-            <w:r>
-              <w:rPr>
-                <w:rFonts w:ascii="Times New Roman" w:eastAsia="Calibri" w:hAnsi="Times New Roman" w:cs="Times New Roman"/>
-              </w:rPr>
-              <w:br/>
-              <w:t>Chi tiết: Bán buôn sản phẩm bằng inox</w:t>
+          </w:p>
+          <w:p>
+            <w:pPr>
+              <w:pStyle w:val="ListParagraph"/>
+              <w:ind w:left="0"/>
+              <w:rPr>
+                <w:rFonts w:ascii="Times New Roman" w:hAnsi="Times New Roman" w:cs="Times New Roman"/>
+                <w:sz w:val="26"/>
+                <w:szCs w:val="26"/>
+              </w:rPr>
+            </w:pPr>
+            <w:r>
+              <w:rPr>
+                <w:rFonts w:ascii="Times New Roman" w:hAnsi="Times New Roman" w:cs="Times New Roman"/>
+                <w:sz w:val="26"/>
+                <w:szCs w:val="26"/>
+              </w:rPr>
+              <w:t>Chi tiết: bán buôn đồ bảo hộ lao động</w:t>
             </w:r>
           </w:p>
         </w:tc>
         <w:tc>
           <w:tcPr>
-            <w:tcW w:w="1808" w:type="dxa"/>
+            <w:tcW w:w="1560" w:type="dxa"/>
           </w:tcPr>
           <w:p>
             <w:pPr>
-              <w:spacing w:after="200" w:line="276" w:lineRule="auto"/>
-              <w:ind w:left="144" w:right="1008"/>
-              <w:rPr>
-                <w:rFonts w:ascii="Times New Roman" w:eastAsia="Calibri" w:hAnsi="Times New Roman" w:cs="Times New Roman"/>
-              </w:rPr>
-            </w:pPr>
-            <w:r>
-              <w:rPr>
-                <w:rFonts w:ascii="Times New Roman" w:eastAsia="Calibri" w:hAnsi="Times New Roman" w:cs="Times New Roman"/>
+              <w:pStyle w:val="ListParagraph"/>
+              <w:ind w:left="0"/>
+              <w:rPr>
+                <w:rFonts w:ascii="Times New Roman" w:hAnsi="Times New Roman" w:cs="Times New Roman"/>
+                <w:sz w:val="26"/>
+                <w:szCs w:val="26"/>
+              </w:rPr>
+            </w:pPr>
+            <w:r>
+              <w:rPr>
+                <w:rFonts w:ascii="Times New Roman" w:hAnsi="Times New Roman" w:cs="Times New Roman"/>
+                <w:sz w:val="26"/>
+                <w:szCs w:val="26"/>
               </w:rPr>
               <w:t>4679</w:t>
             </w:r>
@@ -2692,398 +2722,418 @@
         </w:tc>
         <w:tc>
           <w:tcPr>
-            <w:tcW w:w="1704" w:type="dxa"/>
+            <w:tcW w:w="1013" w:type="dxa"/>
           </w:tcPr>
           <w:p>
             <w:pPr>
-              <w:spacing w:after="200" w:line="276" w:lineRule="auto"/>
-              <w:ind w:left="144" w:right="1008"/>
-              <w:rPr>
-                <w:rFonts w:ascii="Times New Roman" w:eastAsia="Calibri" w:hAnsi="Times New Roman" w:cs="Times New Roman"/>
-              </w:rPr>
-            </w:pPr>
+              <w:pStyle w:val="ListParagraph"/>
+              <w:ind w:left="0"/>
+              <w:rPr>
+                <w:rFonts w:ascii="Times New Roman" w:hAnsi="Times New Roman" w:cs="Times New Roman"/>
+                <w:sz w:val="26"/>
+                <w:szCs w:val="26"/>
+              </w:rPr>
+            </w:pPr>
+          </w:p>
+        </w:tc>
+      </w:tr>
+    </w:tbl>
+    <w:p>
+      <w:pPr>
+        <w:spacing w:before="240" w:after="120" w:line="340" w:lineRule="exact"/>
+        <w:ind w:firstLine="720"/>
+        <w:jc w:val="both"/>
+        <w:rPr>
+          <w:rFonts w:ascii="Times New Roman" w:eastAsia="Calibri" w:hAnsi="Times New Roman" w:cs="Times New Roman"/>
+          <w:sz w:val="28"/>
+          <w:szCs w:val="28"/>
+        </w:rPr>
+      </w:pPr>
+    </w:p>
+    <w:p>
+      <w:pPr>
+        <w:spacing w:before="120" w:after="120" w:line="340" w:lineRule="exact"/>
+        <w:ind w:firstLine="720"/>
+        <w:jc w:val="both"/>
+        <w:rPr>
+          <w:rFonts w:ascii="Times New Roman" w:eastAsia="Calibri" w:hAnsi="Times New Roman" w:cs="Times New Roman"/>
+          <w:sz w:val="28"/>
+          <w:szCs w:val="28"/>
+        </w:rPr>
+      </w:pPr>
+      <w:r>
+        <w:rPr>
+          <w:rFonts w:ascii="Times New Roman" w:eastAsia="Calibri" w:hAnsi="Times New Roman" w:cs="Times New Roman"/>
+          <w:b/>
+          <w:sz w:val="28"/>
+          <w:szCs w:val="28"/>
+        </w:rPr>
+        <w:t>2. Bỏ ngành, nghề kinh doanh</w:t>
+      </w:r>
+      <w:r>
+        <w:rPr>
+          <w:rFonts w:ascii="Times New Roman" w:eastAsia="Calibri" w:hAnsi="Times New Roman" w:cs="Times New Roman"/>
+          <w:b/>
+          <w:i/>
+          <w:sz w:val="28"/>
+          <w:szCs w:val="28"/>
+        </w:rPr>
+        <w:t xml:space="preserve"> </w:t>
+      </w:r>
+      <w:r>
+        <w:rPr>
+          <w:rFonts w:ascii="Times New Roman" w:eastAsia="Calibri" w:hAnsi="Times New Roman" w:cs="Times New Roman"/>
+          <w:b/>
+          <w:sz w:val="28"/>
+          <w:szCs w:val="28"/>
+        </w:rPr>
+        <w:t>sau</w:t>
+      </w:r>
+      <w:r>
+        <w:rPr>
+          <w:rFonts w:ascii="Times New Roman" w:eastAsia="Calibri" w:hAnsi="Times New Roman" w:cs="Times New Roman"/>
+          <w:i/>
+          <w:sz w:val="28"/>
+          <w:szCs w:val="28"/>
+        </w:rPr>
+        <w:t xml:space="preserve"> </w:t>
+      </w:r>
+      <w:r>
+        <w:rPr>
+          <w:rFonts w:ascii="Times New Roman" w:eastAsia="Calibri" w:hAnsi="Times New Roman" w:cs="Times New Roman"/>
+          <w:sz w:val="28"/>
+          <w:szCs w:val="28"/>
+        </w:rPr>
+        <w:t>(</w:t>
+      </w:r>
+      <w:r>
+        <w:rPr>
+          <w:rFonts w:ascii="Times New Roman" w:eastAsia="Calibri" w:hAnsi="Times New Roman" w:cs="Times New Roman"/>
+          <w:i/>
+          <w:sz w:val="28"/>
+          <w:szCs w:val="28"/>
+        </w:rPr>
+        <w:t>kê khai trong trường hợp doanh nghiệp thông báo bỏ ngành, nghề kinh doanh khỏi danh sách ngành, nghề kinh doanh đã đăng ký với cơ quan đăng ký kinh doanh</w:t>
+      </w:r>
+      <w:r>
+        <w:rPr>
+          <w:rFonts w:ascii="Times New Roman" w:eastAsia="Calibri" w:hAnsi="Times New Roman" w:cs="Times New Roman"/>
+          <w:sz w:val="28"/>
+          <w:szCs w:val="28"/>
+        </w:rPr>
+        <w:t>):</w:t>
+      </w:r>
+    </w:p>
+    <w:tbl>
+      <w:tblPr>
+        <w:tblStyle w:val="TableGrid1"/>
+        <w:tblW w:w="0" w:type="auto"/>
+        <w:tblInd w:w="720" w:type="dxa"/>
+        <w:tblLook w:val="04A0" w:firstRow="1" w:lastRow="0" w:firstColumn="1" w:lastColumn="0" w:noHBand="0" w:noVBand="1"/>
+      </w:tblPr>
+      <w:tblGrid>
+        <w:gridCol w:w="693"/>
+        <w:gridCol w:w="4072"/>
+        <w:gridCol w:w="1080"/>
+        <w:gridCol w:w="1106"/>
+      </w:tblGrid>
+      <w:tr>
+        <w:tc>
+          <w:tcPr>
+            <w:tcW w:w="693" w:type="dxa"/>
+          </w:tcPr>
+          <w:p>
+            <w:pPr>
+              <w:contextualSpacing/>
+              <w:rPr>
+                <w:rFonts w:ascii="Times New Roman" w:hAnsi="Times New Roman"/>
+                <w:sz w:val="26"/>
+                <w:szCs w:val="26"/>
+              </w:rPr>
+            </w:pPr>
+            <w:r>
+              <w:rPr>
+                <w:rFonts w:ascii="Times New Roman" w:hAnsi="Times New Roman"/>
+                <w:sz w:val="26"/>
+                <w:szCs w:val="26"/>
+              </w:rPr>
+              <w:t>STT</w:t>
+            </w:r>
+          </w:p>
+        </w:tc>
+        <w:tc>
+          <w:tcPr>
+            <w:tcW w:w="4072" w:type="dxa"/>
+          </w:tcPr>
+          <w:p>
+            <w:pPr>
+              <w:contextualSpacing/>
+              <w:rPr>
+                <w:rFonts w:ascii="Times New Roman" w:hAnsi="Times New Roman"/>
+                <w:sz w:val="26"/>
+                <w:szCs w:val="26"/>
+              </w:rPr>
+            </w:pPr>
+            <w:r>
+              <w:rPr>
+                <w:rFonts w:ascii="Times New Roman" w:hAnsi="Times New Roman"/>
+                <w:sz w:val="26"/>
+                <w:szCs w:val="26"/>
+              </w:rPr>
+              <w:t>Tên ngành bị xóa</w:t>
+            </w:r>
+          </w:p>
+        </w:tc>
+        <w:tc>
+          <w:tcPr>
+            <w:tcW w:w="1080" w:type="dxa"/>
+          </w:tcPr>
+          <w:p>
+            <w:pPr>
+              <w:contextualSpacing/>
+              <w:rPr>
+                <w:rFonts w:ascii="Times New Roman" w:hAnsi="Times New Roman"/>
+                <w:sz w:val="26"/>
+                <w:szCs w:val="26"/>
+              </w:rPr>
+            </w:pPr>
+            <w:r>
+              <w:rPr>
+                <w:rFonts w:ascii="Times New Roman" w:hAnsi="Times New Roman"/>
+                <w:sz w:val="26"/>
+                <w:szCs w:val="26"/>
+              </w:rPr>
+              <w:t>Mã Ngành</w:t>
+            </w:r>
+          </w:p>
+        </w:tc>
+        <w:tc>
+          <w:tcPr>
+            <w:tcW w:w="1106" w:type="dxa"/>
+          </w:tcPr>
+          <w:p>
+            <w:pPr>
+              <w:contextualSpacing/>
+              <w:rPr>
+                <w:rFonts w:ascii="Times New Roman" w:hAnsi="Times New Roman"/>
+                <w:sz w:val="26"/>
+                <w:szCs w:val="26"/>
+              </w:rPr>
+            </w:pPr>
+            <w:r>
+              <w:rPr>
+                <w:rFonts w:ascii="Times New Roman" w:hAnsi="Times New Roman"/>
+                <w:sz w:val="26"/>
+                <w:szCs w:val="26"/>
+              </w:rPr>
+              <w:t>Ngành chính</w:t>
+            </w:r>
           </w:p>
         </w:tc>
       </w:tr>
       <w:tr>
         <w:tc>
           <w:tcPr>
-            <w:tcW w:w="1021" w:type="dxa"/>
+            <w:tcW w:w="693" w:type="dxa"/>
           </w:tcPr>
           <w:p>
             <w:pPr>
-              <w:spacing w:after="200" w:line="276" w:lineRule="auto"/>
-              <w:ind w:left="144" w:right="1008"/>
-              <w:rPr>
-                <w:rFonts w:ascii="Times New Roman" w:eastAsia="Calibri" w:hAnsi="Times New Roman" w:cs="Times New Roman"/>
-              </w:rPr>
-            </w:pPr>
-            <w:r>
-              <w:rPr>
-                <w:rFonts w:ascii="Times New Roman" w:eastAsia="Calibri" w:hAnsi="Times New Roman" w:cs="Times New Roman"/>
-              </w:rPr>
-              <w:t>3</w:t>
+              <w:contextualSpacing/>
+              <w:rPr>
+                <w:rFonts w:ascii="Times New Roman" w:hAnsi="Times New Roman"/>
+                <w:sz w:val="26"/>
+                <w:szCs w:val="26"/>
+              </w:rPr>
+            </w:pPr>
+            <w:r>
+              <w:rPr>
+                <w:rFonts w:ascii="Times New Roman" w:hAnsi="Times New Roman"/>
+                <w:sz w:val="26"/>
+                <w:szCs w:val="26"/>
+              </w:rPr>
+              <w:t>1</w:t>
             </w:r>
           </w:p>
         </w:tc>
         <w:tc>
           <w:tcPr>
-            <w:tcW w:w="4681" w:type="dxa"/>
+            <w:tcW w:w="4072" w:type="dxa"/>
           </w:tcPr>
           <w:p>
             <w:pPr>
-              <w:spacing w:after="200" w:line="276" w:lineRule="auto"/>
-              <w:ind w:left="144" w:right="1008"/>
-              <w:rPr>
-                <w:rFonts w:ascii="Times New Roman" w:eastAsia="Calibri" w:hAnsi="Times New Roman" w:cs="Times New Roman"/>
-              </w:rPr>
-            </w:pPr>
-            <w:r>
-              <w:rPr>
-                <w:rFonts w:ascii="Times New Roman" w:eastAsia="Calibri" w:hAnsi="Times New Roman" w:cs="Times New Roman"/>
-              </w:rPr>
-              <w:t>Hoạt động hành chính và hỗ trợ văn phòng</w:t>
+              <w:contextualSpacing/>
+              <w:rPr>
+                <w:rFonts w:ascii="Times New Roman" w:hAnsi="Times New Roman"/>
+                <w:sz w:val="26"/>
+                <w:szCs w:val="26"/>
+              </w:rPr>
+            </w:pPr>
+            <w:r>
+              <w:rPr>
+                <w:rFonts w:ascii="Times New Roman" w:hAnsi="Times New Roman"/>
+                <w:sz w:val="26"/>
+                <w:szCs w:val="26"/>
+              </w:rPr>
+              <w:t>Bán buôn vật liệu, thiết bị lắp đặt khác trong xây dựng</w:t>
+            </w:r>
+          </w:p>
+          <w:p>
+            <w:pPr>
+              <w:contextualSpacing/>
+              <w:rPr>
+                <w:rFonts w:ascii="Times New Roman" w:hAnsi="Times New Roman"/>
+                <w:sz w:val="26"/>
+                <w:szCs w:val="26"/>
+              </w:rPr>
+            </w:pPr>
+            <w:r>
+              <w:rPr>
+                <w:rFonts w:ascii="Times New Roman" w:hAnsi="Times New Roman"/>
+                <w:sz w:val="26"/>
+                <w:szCs w:val="26"/>
+              </w:rPr>
+              <w:t>(trừ hoạt động bến thủy nội địa)</w:t>
             </w:r>
           </w:p>
         </w:tc>
         <w:tc>
           <w:tcPr>
-            <w:tcW w:w="1808" w:type="dxa"/>
+            <w:tcW w:w="1080" w:type="dxa"/>
           </w:tcPr>
           <w:p>
             <w:pPr>
-              <w:spacing w:after="200" w:line="276" w:lineRule="auto"/>
-              <w:ind w:left="144" w:right="1008"/>
-              <w:rPr>
-                <w:rFonts w:ascii="Times New Roman" w:eastAsia="Calibri" w:hAnsi="Times New Roman" w:cs="Times New Roman"/>
-              </w:rPr>
-            </w:pPr>
-            <w:r>
-              <w:rPr>
-                <w:rFonts w:ascii="Times New Roman" w:eastAsia="Calibri" w:hAnsi="Times New Roman" w:cs="Times New Roman"/>
-              </w:rPr>
-              <w:t>8210</w:t>
+              <w:contextualSpacing/>
+              <w:rPr>
+                <w:rFonts w:ascii="Times New Roman" w:hAnsi="Times New Roman"/>
+                <w:sz w:val="26"/>
+                <w:szCs w:val="26"/>
+              </w:rPr>
+            </w:pPr>
+            <w:r>
+              <w:rPr>
+                <w:rFonts w:ascii="Times New Roman" w:hAnsi="Times New Roman"/>
+                <w:sz w:val="26"/>
+                <w:szCs w:val="26"/>
+              </w:rPr>
+              <w:t>4663</w:t>
             </w:r>
           </w:p>
         </w:tc>
         <w:tc>
           <w:tcPr>
-            <w:tcW w:w="1704" w:type="dxa"/>
+            <w:tcW w:w="1106" w:type="dxa"/>
           </w:tcPr>
           <w:p>
             <w:pPr>
-              <w:spacing w:after="200" w:line="276" w:lineRule="auto"/>
-              <w:ind w:left="144" w:right="1008"/>
-              <w:rPr>
-                <w:rFonts w:ascii="Times New Roman" w:eastAsia="Calibri" w:hAnsi="Times New Roman" w:cs="Times New Roman"/>
-              </w:rPr>
-            </w:pPr>
-          </w:p>
-        </w:tc>
-      </w:tr>
-    </w:tbl>
-    <w:p>
-      <w:pPr>
-        <w:spacing w:before="240" w:after="120" w:line="340" w:lineRule="exact"/>
-        <w:ind w:firstLine="720"/>
-        <w:jc w:val="both"/>
-        <w:rPr>
-          <w:rFonts w:ascii="Times New Roman" w:eastAsia="Calibri" w:hAnsi="Times New Roman" w:cs="Times New Roman"/>
-          <w:sz w:val="28"/>
-          <w:szCs w:val="28"/>
-        </w:rPr>
-      </w:pPr>
-    </w:p>
-    <w:p>
-      <w:pPr>
-        <w:spacing w:before="120" w:after="120" w:line="340" w:lineRule="exact"/>
-        <w:ind w:firstLine="720"/>
-        <w:jc w:val="both"/>
-        <w:rPr>
-          <w:rFonts w:ascii="Times New Roman" w:eastAsia="Calibri" w:hAnsi="Times New Roman" w:cs="Times New Roman"/>
-          <w:sz w:val="28"/>
-          <w:szCs w:val="28"/>
-        </w:rPr>
-      </w:pPr>
-      <w:r>
-        <w:rPr>
-          <w:rFonts w:ascii="Times New Roman" w:eastAsia="Calibri" w:hAnsi="Times New Roman" w:cs="Times New Roman"/>
-          <w:b/>
-          <w:sz w:val="28"/>
-          <w:szCs w:val="28"/>
-        </w:rPr>
-        <w:t>2. Bỏ ngành, nghề kinh doanh</w:t>
-      </w:r>
-      <w:r>
-        <w:rPr>
-          <w:rFonts w:ascii="Times New Roman" w:eastAsia="Calibri" w:hAnsi="Times New Roman" w:cs="Times New Roman"/>
-          <w:b/>
-          <w:i/>
-          <w:sz w:val="28"/>
-          <w:szCs w:val="28"/>
-        </w:rPr>
-        <w:t xml:space="preserve"> </w:t>
-      </w:r>
-      <w:r>
-        <w:rPr>
-          <w:rFonts w:ascii="Times New Roman" w:eastAsia="Calibri" w:hAnsi="Times New Roman" w:cs="Times New Roman"/>
-          <w:b/>
-          <w:sz w:val="28"/>
-          <w:szCs w:val="28"/>
-        </w:rPr>
-        <w:t>sau</w:t>
-      </w:r>
-      <w:r>
-        <w:rPr>
-          <w:rFonts w:ascii="Times New Roman" w:eastAsia="Calibri" w:hAnsi="Times New Roman" w:cs="Times New Roman"/>
-          <w:i/>
-          <w:sz w:val="28"/>
-          <w:szCs w:val="28"/>
-        </w:rPr>
-        <w:t xml:space="preserve"> </w:t>
-      </w:r>
-      <w:r>
-        <w:rPr>
-          <w:rFonts w:ascii="Times New Roman" w:eastAsia="Calibri" w:hAnsi="Times New Roman" w:cs="Times New Roman"/>
-          <w:sz w:val="28"/>
-          <w:szCs w:val="28"/>
-        </w:rPr>
-        <w:t>(</w:t>
-      </w:r>
-      <w:r>
-        <w:rPr>
-          <w:rFonts w:ascii="Times New Roman" w:eastAsia="Calibri" w:hAnsi="Times New Roman" w:cs="Times New Roman"/>
-          <w:i/>
-          <w:sz w:val="28"/>
-          <w:szCs w:val="28"/>
-        </w:rPr>
-        <w:t>kê khai trong trường hợp doanh nghiệp thông báo bỏ ngành, nghề kinh doanh khỏi danh sách ngành, nghề kinh doanh đã đăng ký với cơ quan đăng ký kinh doanh</w:t>
-      </w:r>
-      <w:r>
-        <w:rPr>
-          <w:rFonts w:ascii="Times New Roman" w:eastAsia="Calibri" w:hAnsi="Times New Roman" w:cs="Times New Roman"/>
-          <w:sz w:val="28"/>
-          <w:szCs w:val="28"/>
-        </w:rPr>
-        <w:t>):</w:t>
-      </w:r>
-    </w:p>
-    <w:tbl>
-      <w:tblPr>
-        <w:tblW w:w="9214" w:type="dxa"/>
-        <w:tblInd w:w="108" w:type="dxa"/>
-        <w:tblBorders>
-          <w:top w:val="single" w:sz="4" w:space="0" w:color="000000"/>
-          <w:left w:val="single" w:sz="4" w:space="0" w:color="000000"/>
-          <w:bottom w:val="single" w:sz="4" w:space="0" w:color="000000"/>
-          <w:right w:val="single" w:sz="4" w:space="0" w:color="000000"/>
-          <w:insideH w:val="single" w:sz="4" w:space="0" w:color="000000"/>
-          <w:insideV w:val="single" w:sz="4" w:space="0" w:color="000000"/>
-        </w:tblBorders>
-        <w:tblLook w:val="04A0" w:firstRow="1" w:lastRow="0" w:firstColumn="1" w:lastColumn="0" w:noHBand="0" w:noVBand="1"/>
-      </w:tblPr>
-      <w:tblGrid>
-        <w:gridCol w:w="1478"/>
-        <w:gridCol w:w="4025"/>
-        <w:gridCol w:w="2190"/>
-        <w:gridCol w:w="1521"/>
-      </w:tblGrid>
-      <w:tr>
-        <w:tc>
-          <w:tcPr>
-            <w:tcW w:w="810" w:type="dxa"/>
-          </w:tcPr>
-          <w:p>
-            <w:pPr>
-              <w:spacing w:before="120" w:after="0" w:line="340" w:lineRule="exact"/>
-              <w:jc w:val="center"/>
-              <w:rPr>
-                <w:rFonts w:ascii="Times New Roman" w:eastAsia="Calibri" w:hAnsi="Times New Roman" w:cs="Times New Roman"/>
-                <w:sz w:val="28"/>
-                <w:szCs w:val="28"/>
-              </w:rPr>
-            </w:pPr>
-            <w:r>
-              <w:rPr>
-                <w:rFonts w:ascii="Times New Roman" w:eastAsia="Calibri" w:hAnsi="Times New Roman" w:cs="Times New Roman"/>
-                <w:sz w:val="28"/>
-                <w:szCs w:val="28"/>
-              </w:rPr>
-              <w:t>STT</w:t>
-            </w:r>
-          </w:p>
-        </w:tc>
-        <w:tc>
-          <w:tcPr>
-            <w:tcW w:w="4435" w:type="dxa"/>
-          </w:tcPr>
-          <w:p>
-            <w:pPr>
-              <w:spacing w:before="120" w:after="0" w:line="340" w:lineRule="exact"/>
-              <w:jc w:val="center"/>
-              <w:rPr>
-                <w:rFonts w:ascii="Times New Roman" w:eastAsia="Calibri" w:hAnsi="Times New Roman" w:cs="Times New Roman"/>
-                <w:sz w:val="28"/>
-                <w:szCs w:val="28"/>
-              </w:rPr>
-            </w:pPr>
-            <w:r>
-              <w:rPr>
-                <w:rFonts w:ascii="Times New Roman" w:eastAsia="Calibri" w:hAnsi="Times New Roman" w:cs="Times New Roman"/>
-                <w:sz w:val="28"/>
-                <w:szCs w:val="28"/>
-              </w:rPr>
-              <w:t xml:space="preserve">Tên ngành, nghề kinh doanh </w:t>
-            </w:r>
-          </w:p>
-          <w:p>
-            <w:pPr>
-              <w:spacing w:after="0" w:line="340" w:lineRule="exact"/>
-              <w:jc w:val="center"/>
-              <w:rPr>
-                <w:rFonts w:ascii="Times New Roman" w:eastAsia="Calibri" w:hAnsi="Times New Roman" w:cs="Times New Roman"/>
-                <w:sz w:val="28"/>
-                <w:szCs w:val="28"/>
-              </w:rPr>
-            </w:pPr>
-            <w:r>
-              <w:rPr>
-                <w:rFonts w:ascii="Times New Roman" w:eastAsia="Calibri" w:hAnsi="Times New Roman" w:cs="Times New Roman"/>
-                <w:sz w:val="28"/>
-                <w:szCs w:val="28"/>
-              </w:rPr>
-              <w:t>được bỏ khỏi danh sách đã đăng ký</w:t>
-            </w:r>
-          </w:p>
-        </w:tc>
-        <w:tc>
-          <w:tcPr>
-            <w:tcW w:w="2268" w:type="dxa"/>
-          </w:tcPr>
-          <w:p>
-            <w:pPr>
-              <w:spacing w:before="120" w:after="0" w:line="340" w:lineRule="exact"/>
-              <w:jc w:val="center"/>
-              <w:rPr>
-                <w:rFonts w:ascii="Times New Roman" w:eastAsia="Calibri" w:hAnsi="Times New Roman" w:cs="Times New Roman"/>
-                <w:sz w:val="28"/>
-                <w:szCs w:val="28"/>
-              </w:rPr>
-            </w:pPr>
-            <w:r>
-              <w:rPr>
-                <w:rFonts w:ascii="Times New Roman" w:eastAsia="Calibri" w:hAnsi="Times New Roman" w:cs="Times New Roman"/>
-                <w:sz w:val="28"/>
-                <w:szCs w:val="28"/>
-              </w:rPr>
-              <w:t>Mã ngành</w:t>
-            </w:r>
-          </w:p>
-        </w:tc>
-        <w:tc>
-          <w:tcPr>
-            <w:tcW w:w="1701" w:type="dxa"/>
-          </w:tcPr>
-          <w:p>
-            <w:pPr>
-              <w:spacing w:before="120" w:after="0" w:line="340" w:lineRule="exact"/>
-              <w:jc w:val="center"/>
-              <w:rPr>
-                <w:rFonts w:ascii="Times New Roman" w:eastAsia="Calibri" w:hAnsi="Times New Roman" w:cs="Times New Roman"/>
-                <w:sz w:val="28"/>
-                <w:szCs w:val="28"/>
-              </w:rPr>
-            </w:pPr>
-            <w:r>
-              <w:rPr>
-                <w:rFonts w:ascii="Times New Roman" w:eastAsia="Times New Roman" w:hAnsi="Times New Roman" w:cs="Times New Roman"/>
-                <w:sz w:val="28"/>
-                <w:szCs w:val="28"/>
-                <w:lang w:eastAsia="zh-CN"/>
-              </w:rPr>
-              <w:t>Ghi chú</w:t>
-            </w:r>
+              <w:contextualSpacing/>
+              <w:rPr>
+                <w:rFonts w:ascii="Times New Roman" w:hAnsi="Times New Roman"/>
+                <w:sz w:val="26"/>
+                <w:szCs w:val="26"/>
+              </w:rPr>
+            </w:pPr>
           </w:p>
         </w:tc>
       </w:tr>
       <w:tr>
         <w:tc>
           <w:tcPr>
-            <w:tcW w:w="810" w:type="dxa"/>
+            <w:tcW w:w="693" w:type="dxa"/>
           </w:tcPr>
           <w:p>
             <w:pPr>
-              <w:spacing w:after="200" w:line="276" w:lineRule="auto"/>
-              <w:ind w:left="144" w:right="1008"/>
-              <w:rPr>
-                <w:rFonts w:ascii="Times New Roman" w:eastAsia="Calibri" w:hAnsi="Times New Roman" w:cs="Times New Roman"/>
-              </w:rPr>
-            </w:pPr>
-            <w:r>
-              <w:rPr>
-                <w:rFonts w:ascii="Times New Roman" w:eastAsia="Calibri" w:hAnsi="Times New Roman" w:cs="Times New Roman"/>
-              </w:rPr>
-              <w:t>1</w:t>
+              <w:contextualSpacing/>
+              <w:rPr>
+                <w:rFonts w:ascii="Times New Roman" w:hAnsi="Times New Roman"/>
+                <w:sz w:val="26"/>
+                <w:szCs w:val="26"/>
+              </w:rPr>
+            </w:pPr>
+            <w:r>
+              <w:rPr>
+                <w:rFonts w:ascii="Times New Roman" w:hAnsi="Times New Roman"/>
+                <w:sz w:val="26"/>
+                <w:szCs w:val="26"/>
+              </w:rPr>
+              <w:t>2</w:t>
             </w:r>
           </w:p>
         </w:tc>
         <w:tc>
           <w:tcPr>
-            <w:tcW w:w="4435" w:type="dxa"/>
+            <w:tcW w:w="4072" w:type="dxa"/>
           </w:tcPr>
           <w:p>
             <w:pPr>
-              <w:spacing w:after="200" w:line="276" w:lineRule="auto"/>
-              <w:ind w:left="144" w:right="1008"/>
-              <w:rPr>
-                <w:rFonts w:ascii="Times New Roman" w:eastAsia="Calibri" w:hAnsi="Times New Roman" w:cs="Times New Roman"/>
-              </w:rPr>
-            </w:pPr>
-            <w:r>
-              <w:rPr>
-                <w:rFonts w:ascii="Times New Roman" w:eastAsia="Calibri" w:hAnsi="Times New Roman" w:cs="Times New Roman"/>
-              </w:rPr>
-              <w:t>Bán buôn vật liệu, thiết bị lắp đặt khác trong xây dựng</w:t>
-            </w:r>
-            <w:r>
-              <w:rPr>
-                <w:rFonts w:ascii="Times New Roman" w:eastAsia="Calibri" w:hAnsi="Times New Roman" w:cs="Times New Roman"/>
-              </w:rPr>
-              <w:br/>
-              <w:t>Chi tiết: Bán buôn kính xây dựng, đồ ngũ kim</w:t>
+              <w:contextualSpacing/>
+              <w:rPr>
+                <w:rFonts w:ascii="Times New Roman" w:hAnsi="Times New Roman"/>
+                <w:sz w:val="26"/>
+                <w:szCs w:val="26"/>
+              </w:rPr>
+            </w:pPr>
+            <w:r>
+              <w:rPr>
+                <w:rFonts w:ascii="Times New Roman" w:hAnsi="Times New Roman"/>
+                <w:sz w:val="26"/>
+                <w:szCs w:val="26"/>
+              </w:rPr>
+              <w:t>Bán buôn kim loại và quặng kim loại</w:t>
+            </w:r>
+          </w:p>
+          <w:p>
+            <w:pPr>
+              <w:contextualSpacing/>
+              <w:rPr>
+                <w:rFonts w:ascii="Times New Roman" w:hAnsi="Times New Roman"/>
+                <w:sz w:val="26"/>
+                <w:szCs w:val="26"/>
+              </w:rPr>
+            </w:pPr>
+            <w:r>
+              <w:rPr>
+                <w:rFonts w:ascii="Times New Roman" w:hAnsi="Times New Roman"/>
+                <w:sz w:val="26"/>
+                <w:szCs w:val="26"/>
+              </w:rPr>
+              <w:t>Chi tiết : Bán buôn sắt, thép, đồng, kẽm, nhôm…</w:t>
             </w:r>
           </w:p>
         </w:tc>
         <w:tc>
           <w:tcPr>
-            <w:tcW w:w="2268" w:type="dxa"/>
+            <w:tcW w:w="1080" w:type="dxa"/>
           </w:tcPr>
           <w:p>
             <w:pPr>
-              <w:spacing w:after="200" w:line="276" w:lineRule="auto"/>
-              <w:ind w:left="144" w:right="1008"/>
-              <w:rPr>
-                <w:rFonts w:ascii="Times New Roman" w:eastAsia="Calibri" w:hAnsi="Times New Roman" w:cs="Times New Roman"/>
-              </w:rPr>
-            </w:pPr>
-            <w:r>
-              <w:rPr>
-                <w:rFonts w:ascii="Times New Roman" w:eastAsia="Calibri" w:hAnsi="Times New Roman" w:cs="Times New Roman"/>
-              </w:rPr>
-              <w:t>4663</w:t>
+              <w:contextualSpacing/>
+              <w:rPr>
+                <w:rFonts w:ascii="Times New Roman" w:hAnsi="Times New Roman"/>
+                <w:sz w:val="26"/>
+                <w:szCs w:val="26"/>
+              </w:rPr>
+            </w:pPr>
+            <w:r>
+              <w:rPr>
+                <w:rFonts w:ascii="Times New Roman" w:hAnsi="Times New Roman"/>
+                <w:sz w:val="26"/>
+                <w:szCs w:val="26"/>
+              </w:rPr>
+              <w:t>4662</w:t>
             </w:r>
           </w:p>
         </w:tc>
         <w:tc>
           <w:tcPr>
-            <w:tcW w:w="1701" w:type="dxa"/>
+            <w:tcW w:w="1106" w:type="dxa"/>
           </w:tcPr>
           <w:p>
             <w:pPr>
-              <w:spacing w:after="200" w:line="276" w:lineRule="auto"/>
-              <w:ind w:left="144" w:right="1008"/>
-              <w:rPr>
-                <w:rFonts w:ascii="Times New Roman" w:eastAsia="Calibri" w:hAnsi="Times New Roman" w:cs="Times New Roman"/>
+              <w:contextualSpacing/>
+              <w:rPr>
+                <w:rFonts w:ascii="Times New Roman" w:hAnsi="Times New Roman"/>
+                <w:sz w:val="26"/>
+                <w:szCs w:val="26"/>
               </w:rPr>
             </w:pPr>
           </w:p>
@@ -3092,66 +3142,86 @@
       <w:tr>
         <w:tc>
           <w:tcPr>
-            <w:tcW w:w="810" w:type="dxa"/>
+            <w:tcW w:w="693" w:type="dxa"/>
           </w:tcPr>
           <w:p>
             <w:pPr>
-              <w:spacing w:after="200" w:line="276" w:lineRule="auto"/>
-              <w:ind w:left="144" w:right="1008"/>
-              <w:rPr>
-                <w:rFonts w:ascii="Times New Roman" w:eastAsia="Calibri" w:hAnsi="Times New Roman" w:cs="Times New Roman"/>
-              </w:rPr>
-            </w:pPr>
-            <w:r>
-              <w:rPr>
-                <w:rFonts w:ascii="Times New Roman" w:eastAsia="Calibri" w:hAnsi="Times New Roman" w:cs="Times New Roman"/>
-              </w:rPr>
-              <w:t>2</w:t>
+              <w:contextualSpacing/>
+              <w:rPr>
+                <w:rFonts w:ascii="Times New Roman" w:hAnsi="Times New Roman"/>
+                <w:sz w:val="26"/>
+                <w:szCs w:val="26"/>
+              </w:rPr>
+            </w:pPr>
+            <w:r>
+              <w:rPr>
+                <w:rFonts w:ascii="Times New Roman" w:hAnsi="Times New Roman"/>
+                <w:sz w:val="26"/>
+                <w:szCs w:val="26"/>
+              </w:rPr>
+              <w:t>3</w:t>
             </w:r>
           </w:p>
         </w:tc>
         <w:tc>
           <w:tcPr>
-            <w:tcW w:w="4435" w:type="dxa"/>
+            <w:tcW w:w="4072" w:type="dxa"/>
           </w:tcPr>
           <w:p>
             <w:pPr>
-              <w:spacing w:after="200" w:line="276" w:lineRule="auto"/>
-              <w:ind w:left="144" w:right="1008"/>
-              <w:rPr>
-                <w:rFonts w:ascii="Times New Roman" w:eastAsia="Calibri" w:hAnsi="Times New Roman" w:cs="Times New Roman"/>
-              </w:rPr>
-            </w:pPr>
-            <w:r>
-              <w:rPr>
-                <w:rFonts w:ascii="Times New Roman" w:eastAsia="Calibri" w:hAnsi="Times New Roman" w:cs="Times New Roman"/>
+              <w:contextualSpacing/>
+              <w:rPr>
+                <w:rFonts w:ascii="Times New Roman" w:hAnsi="Times New Roman"/>
+                <w:sz w:val="26"/>
+                <w:szCs w:val="26"/>
+              </w:rPr>
+            </w:pPr>
+            <w:r>
+              <w:rPr>
+                <w:rFonts w:ascii="Times New Roman" w:hAnsi="Times New Roman"/>
+                <w:sz w:val="26"/>
+                <w:szCs w:val="26"/>
               </w:rPr>
               <w:t>Bán buôn chuyên doanh khác chưa được phân vào đâu</w:t>
             </w:r>
-            <w:r>
-              <w:rPr>
-                <w:rFonts w:ascii="Times New Roman" w:eastAsia="Calibri" w:hAnsi="Times New Roman" w:cs="Times New Roman"/>
-              </w:rPr>
-              <w:br/>
-              <w:t>Chi tiết: Bán buôn sản phẩm bằng inox</w:t>
+          </w:p>
+          <w:p>
+            <w:pPr>
+              <w:contextualSpacing/>
+              <w:rPr>
+                <w:rFonts w:ascii="Times New Roman" w:hAnsi="Times New Roman"/>
+                <w:sz w:val="26"/>
+                <w:szCs w:val="26"/>
+              </w:rPr>
+            </w:pPr>
+            <w:r>
+              <w:rPr>
+                <w:rFonts w:ascii="Times New Roman" w:hAnsi="Times New Roman"/>
+                <w:sz w:val="26"/>
+                <w:szCs w:val="26"/>
+              </w:rPr>
+              <w:t>Chi tiết: bán buôn đồ bảo hộ lao động</w:t>
             </w:r>
           </w:p>
         </w:tc>
         <w:tc>
           <w:tcPr>
-            <w:tcW w:w="2268" w:type="dxa"/>
+            <w:tcW w:w="1080" w:type="dxa"/>
           </w:tcPr>
           <w:p>
             <w:pPr>
-              <w:spacing w:after="200" w:line="276" w:lineRule="auto"/>
-              <w:ind w:left="144" w:right="1008"/>
-              <w:rPr>
-                <w:rFonts w:ascii="Times New Roman" w:eastAsia="Calibri" w:hAnsi="Times New Roman" w:cs="Times New Roman"/>
-              </w:rPr>
-            </w:pPr>
-            <w:r>
-              <w:rPr>
-                <w:rFonts w:ascii="Times New Roman" w:eastAsia="Calibri" w:hAnsi="Times New Roman" w:cs="Times New Roman"/>
+              <w:contextualSpacing/>
+              <w:rPr>
+                <w:rFonts w:ascii="Times New Roman" w:hAnsi="Times New Roman"/>
+                <w:sz w:val="26"/>
+                <w:szCs w:val="26"/>
+              </w:rPr>
+            </w:pPr>
+            <w:r>
+              <w:rPr>
+                <w:rFonts w:ascii="Times New Roman" w:hAnsi="Times New Roman"/>
+                <w:sz w:val="26"/>
+                <w:szCs w:val="26"/>
               </w:rPr>
               <w:t>4669</w:t>
             </w:r>
@@ -3159,360 +3229,388 @@
         </w:tc>
         <w:tc>
           <w:tcPr>
-            <w:tcW w:w="1701" w:type="dxa"/>
+            <w:tcW w:w="1106" w:type="dxa"/>
           </w:tcPr>
           <w:p>
             <w:pPr>
-              <w:spacing w:after="200" w:line="276" w:lineRule="auto"/>
-              <w:ind w:left="144" w:right="1008"/>
-              <w:rPr>
-                <w:rFonts w:ascii="Times New Roman" w:eastAsia="Calibri" w:hAnsi="Times New Roman" w:cs="Times New Roman"/>
-              </w:rPr>
-            </w:pPr>
+              <w:contextualSpacing/>
+              <w:rPr>
+                <w:rFonts w:ascii="Times New Roman" w:hAnsi="Times New Roman"/>
+                <w:sz w:val="26"/>
+                <w:szCs w:val="26"/>
+              </w:rPr>
+            </w:pPr>
+          </w:p>
+        </w:tc>
+      </w:tr>
+    </w:tbl>
+    <w:p>
+      <w:pPr>
+        <w:spacing w:before="120" w:after="120" w:line="340" w:lineRule="exact"/>
+        <w:ind w:firstLine="720"/>
+        <w:jc w:val="both"/>
+        <w:rPr>
+          <w:rFonts w:ascii="Times New Roman" w:eastAsia="Calibri" w:hAnsi="Times New Roman" w:cs="Times New Roman"/>
+          <w:sz w:val="28"/>
+          <w:szCs w:val="28"/>
+        </w:rPr>
+      </w:pPr>
+    </w:p>
+    <w:p>
+      <w:pPr>
+        <w:spacing w:before="120" w:after="120" w:line="340" w:lineRule="exact"/>
+        <w:ind w:firstLine="720"/>
+        <w:jc w:val="both"/>
+        <w:rPr>
+          <w:rFonts w:ascii="Times New Roman" w:eastAsia="Calibri" w:hAnsi="Times New Roman" w:cs="Times New Roman"/>
+          <w:sz w:val="28"/>
+          <w:szCs w:val="28"/>
+        </w:rPr>
+      </w:pPr>
+      <w:r>
+        <w:rPr>
+          <w:rFonts w:ascii="Times New Roman" w:eastAsia="Calibri" w:hAnsi="Times New Roman" w:cs="Times New Roman"/>
+          <w:b/>
+          <w:sz w:val="28"/>
+          <w:szCs w:val="28"/>
+        </w:rPr>
+        <w:t>3. Sửa đổi chi tiết ngành, nghề kinh doanh sau</w:t>
+      </w:r>
+      <w:r>
+        <w:rPr>
+          <w:rFonts w:ascii="Times New Roman" w:eastAsia="Calibri" w:hAnsi="Times New Roman" w:cs="Times New Roman"/>
+          <w:b/>
+          <w:i/>
+          <w:sz w:val="28"/>
+          <w:szCs w:val="28"/>
+        </w:rPr>
+        <w:t xml:space="preserve"> </w:t>
+      </w:r>
+      <w:r>
+        <w:rPr>
+          <w:rFonts w:ascii="Times New Roman" w:eastAsia="Calibri" w:hAnsi="Times New Roman" w:cs="Times New Roman"/>
+          <w:sz w:val="28"/>
+          <w:szCs w:val="28"/>
+        </w:rPr>
+        <w:t>(</w:t>
+      </w:r>
+      <w:r>
+        <w:rPr>
+          <w:rFonts w:ascii="Times New Roman" w:eastAsia="Calibri" w:hAnsi="Times New Roman" w:cs="Times New Roman"/>
+          <w:i/>
+          <w:sz w:val="28"/>
+          <w:szCs w:val="28"/>
+        </w:rPr>
+        <w:t>kê khai trong trường hợp doanh nghiệp thông báo thay đổi nội dung chi tiết của ngành, nghề kinh doanh đã đăng ký với cơ quan đăng ký kinh doanh</w:t>
+      </w:r>
+      <w:r>
+        <w:rPr>
+          <w:rFonts w:ascii="Times New Roman" w:eastAsia="Calibri" w:hAnsi="Times New Roman" w:cs="Times New Roman"/>
+          <w:sz w:val="28"/>
+          <w:szCs w:val="28"/>
+        </w:rPr>
+        <w:t>):</w:t>
+      </w:r>
+    </w:p>
+    <w:tbl>
+      <w:tblPr>
+        <w:tblStyle w:val="TableGrid"/>
+        <w:tblW w:w="0" w:type="auto"/>
+        <w:tblInd w:w="607" w:type="dxa"/>
+        <w:tblLook w:val="04A0" w:firstRow="1" w:lastRow="0" w:firstColumn="1" w:lastColumn="0" w:noHBand="0" w:noVBand="1"/>
+      </w:tblPr>
+      <w:tblGrid>
+        <w:gridCol w:w="1074"/>
+        <w:gridCol w:w="4320"/>
+        <w:gridCol w:w="1136"/>
+        <w:gridCol w:w="1310"/>
+      </w:tblGrid>
+      <w:tr>
+        <w:tc>
+          <w:tcPr>
+            <w:tcW w:w="648" w:type="dxa"/>
+          </w:tcPr>
+          <w:p>
+            <w:pPr>
+              <w:spacing w:after="120"/>
+              <w:ind w:firstLine="360"/>
+              <w:jc w:val="both"/>
+              <w:rPr>
+                <w:rFonts w:ascii="Times New Roman" w:hAnsi="Times New Roman" w:cs="Times New Roman"/>
+                <w:sz w:val="28"/>
+                <w:szCs w:val="28"/>
+              </w:rPr>
+            </w:pPr>
+            <w:r>
+              <w:rPr>
+                <w:rFonts w:ascii="Times New Roman" w:hAnsi="Times New Roman" w:cs="Times New Roman"/>
+                <w:sz w:val="28"/>
+                <w:szCs w:val="28"/>
+              </w:rPr>
+              <w:t>STT</w:t>
+            </w:r>
+          </w:p>
+        </w:tc>
+        <w:tc>
+          <w:tcPr>
+            <w:tcW w:w="4320" w:type="dxa"/>
+          </w:tcPr>
+          <w:p>
+            <w:pPr>
+              <w:spacing w:after="120"/>
+              <w:ind w:firstLine="360"/>
+              <w:jc w:val="both"/>
+              <w:rPr>
+                <w:rFonts w:ascii="Times New Roman" w:hAnsi="Times New Roman" w:cs="Times New Roman"/>
+                <w:sz w:val="28"/>
+                <w:szCs w:val="28"/>
+              </w:rPr>
+            </w:pPr>
+            <w:r>
+              <w:rPr>
+                <w:rFonts w:ascii="Times New Roman" w:hAnsi="Times New Roman" w:cs="Times New Roman"/>
+                <w:sz w:val="28"/>
+                <w:szCs w:val="28"/>
+              </w:rPr>
+              <w:t>Tên ngành được cập nhật</w:t>
+            </w:r>
+          </w:p>
+        </w:tc>
+        <w:tc>
+          <w:tcPr>
+            <w:tcW w:w="1136" w:type="dxa"/>
+          </w:tcPr>
+          <w:p>
+            <w:pPr>
+              <w:spacing w:after="120"/>
+              <w:ind w:firstLine="360"/>
+              <w:jc w:val="both"/>
+              <w:rPr>
+                <w:rFonts w:ascii="Times New Roman" w:hAnsi="Times New Roman" w:cs="Times New Roman"/>
+                <w:sz w:val="28"/>
+                <w:szCs w:val="28"/>
+              </w:rPr>
+            </w:pPr>
+            <w:r>
+              <w:rPr>
+                <w:rFonts w:ascii="Times New Roman" w:hAnsi="Times New Roman" w:cs="Times New Roman"/>
+                <w:sz w:val="28"/>
+                <w:szCs w:val="28"/>
+              </w:rPr>
+              <w:t>Mã Ngành</w:t>
+            </w:r>
+          </w:p>
+        </w:tc>
+        <w:tc>
+          <w:tcPr>
+            <w:tcW w:w="1310" w:type="dxa"/>
+          </w:tcPr>
+          <w:p>
+            <w:pPr>
+              <w:spacing w:after="120"/>
+              <w:ind w:firstLine="360"/>
+              <w:jc w:val="both"/>
+              <w:rPr>
+                <w:rFonts w:ascii="Times New Roman" w:hAnsi="Times New Roman" w:cs="Times New Roman"/>
+                <w:sz w:val="28"/>
+                <w:szCs w:val="28"/>
+              </w:rPr>
+            </w:pPr>
+            <w:r>
+              <w:rPr>
+                <w:rFonts w:ascii="Times New Roman" w:hAnsi="Times New Roman" w:cs="Times New Roman"/>
+                <w:sz w:val="28"/>
+                <w:szCs w:val="28"/>
+              </w:rPr>
+              <w:t>Ghi chú</w:t>
+            </w:r>
           </w:p>
         </w:tc>
       </w:tr>
       <w:tr>
         <w:tc>
           <w:tcPr>
-            <w:tcW w:w="810" w:type="dxa"/>
+            <w:tcW w:w="648" w:type="dxa"/>
           </w:tcPr>
           <w:p>
             <w:pPr>
-              <w:spacing w:after="200" w:line="276" w:lineRule="auto"/>
-              <w:ind w:left="144" w:right="1008"/>
-              <w:rPr>
-                <w:rFonts w:ascii="Times New Roman" w:eastAsia="Calibri" w:hAnsi="Times New Roman" w:cs="Times New Roman"/>
-              </w:rPr>
-            </w:pPr>
-            <w:r>
-              <w:rPr>
-                <w:rFonts w:ascii="Times New Roman" w:eastAsia="Calibri" w:hAnsi="Times New Roman" w:cs="Times New Roman"/>
-              </w:rPr>
-              <w:t>3</w:t>
+              <w:spacing w:after="120"/>
+              <w:ind w:firstLine="360"/>
+              <w:jc w:val="both"/>
+              <w:rPr>
+                <w:rFonts w:ascii="Times New Roman" w:hAnsi="Times New Roman" w:cs="Times New Roman"/>
+                <w:sz w:val="28"/>
+                <w:szCs w:val="28"/>
+              </w:rPr>
+            </w:pPr>
+            <w:r>
+              <w:rPr>
+                <w:rFonts w:ascii="Times New Roman" w:hAnsi="Times New Roman" w:cs="Times New Roman"/>
+                <w:sz w:val="28"/>
+                <w:szCs w:val="28"/>
+              </w:rPr>
+              <w:lastRenderedPageBreak/>
+              <w:t>1</w:t>
             </w:r>
           </w:p>
         </w:tc>
         <w:tc>
           <w:tcPr>
-            <w:tcW w:w="4435" w:type="dxa"/>
+            <w:tcW w:w="4320" w:type="dxa"/>
           </w:tcPr>
           <w:p>
             <w:pPr>
-              <w:spacing w:after="200" w:line="276" w:lineRule="auto"/>
-              <w:ind w:left="144" w:right="1008"/>
-              <w:rPr>
-                <w:rFonts w:ascii="Times New Roman" w:eastAsia="Calibri" w:hAnsi="Times New Roman" w:cs="Times New Roman"/>
-              </w:rPr>
-            </w:pPr>
-            <w:r>
-              <w:rPr>
-                <w:rFonts w:ascii="Times New Roman" w:eastAsia="Calibri" w:hAnsi="Times New Roman" w:cs="Times New Roman"/>
-              </w:rPr>
-              <w:t>Photo, chuẩn bị tài liệu và các hoạt động hỗ trợ văn phòng đặc biệt khác</w:t>
+              <w:spacing w:after="120"/>
+              <w:ind w:firstLine="360"/>
+              <w:jc w:val="both"/>
+              <w:rPr>
+                <w:rFonts w:ascii="Times New Roman" w:hAnsi="Times New Roman" w:cs="Times New Roman"/>
+                <w:sz w:val="28"/>
+                <w:szCs w:val="28"/>
+              </w:rPr>
+            </w:pPr>
+            <w:r>
+              <w:rPr>
+                <w:rFonts w:ascii="Times New Roman" w:hAnsi="Times New Roman" w:cs="Times New Roman"/>
+                <w:sz w:val="28"/>
+                <w:szCs w:val="28"/>
+              </w:rPr>
+              <w:t>Bán lẻ hàng hóa khác mới (trừ ô tô, mô tô, xe máy và các bộ phận phụ trợ)</w:t>
             </w:r>
           </w:p>
         </w:tc>
         <w:tc>
           <w:tcPr>
-            <w:tcW w:w="2268" w:type="dxa"/>
+            <w:tcW w:w="1136" w:type="dxa"/>
           </w:tcPr>
           <w:p>
             <w:pPr>
-              <w:spacing w:after="200" w:line="276" w:lineRule="auto"/>
-              <w:ind w:left="144" w:right="1008"/>
-              <w:rPr>
-                <w:rFonts w:ascii="Times New Roman" w:eastAsia="Calibri" w:hAnsi="Times New Roman" w:cs="Times New Roman"/>
-              </w:rPr>
-            </w:pPr>
-            <w:r>
-              <w:rPr>
-                <w:rFonts w:ascii="Times New Roman" w:eastAsia="Calibri" w:hAnsi="Times New Roman" w:cs="Times New Roman"/>
-              </w:rPr>
-              <w:t>8219</w:t>
+              <w:spacing w:after="120"/>
+              <w:ind w:firstLine="360"/>
+              <w:jc w:val="both"/>
+              <w:rPr>
+                <w:rFonts w:ascii="Times New Roman" w:hAnsi="Times New Roman" w:cs="Times New Roman"/>
+                <w:sz w:val="28"/>
+                <w:szCs w:val="28"/>
+              </w:rPr>
+            </w:pPr>
+            <w:r>
+              <w:rPr>
+                <w:rFonts w:ascii="Times New Roman" w:hAnsi="Times New Roman" w:cs="Times New Roman"/>
+                <w:sz w:val="28"/>
+                <w:szCs w:val="28"/>
+              </w:rPr>
+              <w:t>4773</w:t>
             </w:r>
           </w:p>
         </w:tc>
         <w:tc>
           <w:tcPr>
-            <w:tcW w:w="1701" w:type="dxa"/>
+            <w:tcW w:w="1310" w:type="dxa"/>
           </w:tcPr>
           <w:p>
             <w:pPr>
-              <w:spacing w:after="200" w:line="276" w:lineRule="auto"/>
-              <w:ind w:left="144" w:right="1008"/>
-              <w:rPr>
-                <w:rFonts w:ascii="Times New Roman" w:eastAsia="Calibri" w:hAnsi="Times New Roman" w:cs="Times New Roman"/>
-              </w:rPr>
-            </w:pPr>
-          </w:p>
-        </w:tc>
-      </w:tr>
-    </w:tbl>
-    <w:p>
-      <w:pPr>
-        <w:spacing w:before="120" w:after="120" w:line="340" w:lineRule="exact"/>
-        <w:ind w:firstLine="720"/>
-        <w:jc w:val="both"/>
-        <w:rPr>
-          <w:rFonts w:ascii="Times New Roman" w:eastAsia="Calibri" w:hAnsi="Times New Roman" w:cs="Times New Roman"/>
-          <w:sz w:val="28"/>
-          <w:szCs w:val="28"/>
-        </w:rPr>
-      </w:pPr>
-    </w:p>
-    <w:p>
-      <w:pPr>
-        <w:spacing w:before="120" w:after="120" w:line="340" w:lineRule="exact"/>
-        <w:ind w:firstLine="720"/>
-        <w:jc w:val="both"/>
-        <w:rPr>
-          <w:rFonts w:ascii="Times New Roman" w:eastAsia="Calibri" w:hAnsi="Times New Roman" w:cs="Times New Roman"/>
-          <w:sz w:val="28"/>
-          <w:szCs w:val="28"/>
-        </w:rPr>
-      </w:pPr>
-      <w:r>
-        <w:rPr>
-          <w:rFonts w:ascii="Times New Roman" w:eastAsia="Calibri" w:hAnsi="Times New Roman" w:cs="Times New Roman"/>
-          <w:b/>
-          <w:sz w:val="28"/>
-          <w:szCs w:val="28"/>
-        </w:rPr>
-        <w:t>3. Sửa đổi chi tiết ngành, nghề kinh doanh sau</w:t>
-      </w:r>
-      <w:r>
-        <w:rPr>
-          <w:rFonts w:ascii="Times New Roman" w:eastAsia="Calibri" w:hAnsi="Times New Roman" w:cs="Times New Roman"/>
-          <w:b/>
-          <w:i/>
-          <w:sz w:val="28"/>
-          <w:szCs w:val="28"/>
-        </w:rPr>
-        <w:t xml:space="preserve"> </w:t>
-      </w:r>
-      <w:r>
-        <w:rPr>
-          <w:rFonts w:ascii="Times New Roman" w:eastAsia="Calibri" w:hAnsi="Times New Roman" w:cs="Times New Roman"/>
-          <w:sz w:val="28"/>
-          <w:szCs w:val="28"/>
-        </w:rPr>
-        <w:t>(</w:t>
-      </w:r>
-      <w:r>
-        <w:rPr>
-          <w:rFonts w:ascii="Times New Roman" w:eastAsia="Calibri" w:hAnsi="Times New Roman" w:cs="Times New Roman"/>
-          <w:i/>
-          <w:sz w:val="28"/>
-          <w:szCs w:val="28"/>
-        </w:rPr>
-        <w:t>kê khai trong trường hợp doanh nghiệp thông báo thay đổi nội dung chi tiết của ngành, nghề kinh doanh đã đăng ký với cơ quan đăng ký kinh doanh</w:t>
-      </w:r>
-      <w:r>
-        <w:rPr>
-          <w:rFonts w:ascii="Times New Roman" w:eastAsia="Calibri" w:hAnsi="Times New Roman" w:cs="Times New Roman"/>
-          <w:sz w:val="28"/>
-          <w:szCs w:val="28"/>
-        </w:rPr>
-        <w:t>):</w:t>
-      </w:r>
-    </w:p>
-    <w:tbl>
-      <w:tblPr>
-        <w:tblW w:w="9214" w:type="dxa"/>
-        <w:tblInd w:w="108" w:type="dxa"/>
-        <w:tblBorders>
-          <w:top w:val="single" w:sz="4" w:space="0" w:color="000000"/>
-          <w:left w:val="single" w:sz="4" w:space="0" w:color="000000"/>
-          <w:bottom w:val="single" w:sz="4" w:space="0" w:color="000000"/>
-          <w:right w:val="single" w:sz="4" w:space="0" w:color="000000"/>
-          <w:insideH w:val="single" w:sz="4" w:space="0" w:color="000000"/>
-          <w:insideV w:val="single" w:sz="4" w:space="0" w:color="000000"/>
-        </w:tblBorders>
-        <w:tblLook w:val="04A0" w:firstRow="1" w:lastRow="0" w:firstColumn="1" w:lastColumn="0" w:noHBand="0" w:noVBand="1"/>
-      </w:tblPr>
-      <w:tblGrid>
-        <w:gridCol w:w="1478"/>
-        <w:gridCol w:w="4023"/>
-        <w:gridCol w:w="2191"/>
-        <w:gridCol w:w="1522"/>
-      </w:tblGrid>
-      <w:tr>
-        <w:tc>
-          <w:tcPr>
-            <w:tcW w:w="810" w:type="dxa"/>
-          </w:tcPr>
-          <w:p>
-            <w:pPr>
-              <w:spacing w:before="120" w:after="0" w:line="340" w:lineRule="exact"/>
-              <w:jc w:val="center"/>
-              <w:rPr>
-                <w:rFonts w:ascii="Times New Roman" w:eastAsia="Calibri" w:hAnsi="Times New Roman" w:cs="Times New Roman"/>
-                <w:sz w:val="28"/>
-                <w:szCs w:val="28"/>
-              </w:rPr>
-            </w:pPr>
-            <w:r>
-              <w:rPr>
-                <w:rFonts w:ascii="Times New Roman" w:eastAsia="Calibri" w:hAnsi="Times New Roman" w:cs="Times New Roman"/>
-                <w:sz w:val="28"/>
-                <w:szCs w:val="28"/>
-              </w:rPr>
-              <w:t>STT</w:t>
-            </w:r>
-          </w:p>
-        </w:tc>
-        <w:tc>
-          <w:tcPr>
-            <w:tcW w:w="4435" w:type="dxa"/>
-          </w:tcPr>
-          <w:p>
-            <w:pPr>
-              <w:spacing w:before="120" w:after="0" w:line="340" w:lineRule="exact"/>
-              <w:ind w:right="1008"/>
-              <w:rPr>
-                <w:rFonts w:ascii="Times New Roman" w:eastAsia="Calibri" w:hAnsi="Times New Roman" w:cs="Times New Roman"/>
-                <w:sz w:val="28"/>
-                <w:szCs w:val="28"/>
-              </w:rPr>
-            </w:pPr>
-            <w:r>
-              <w:rPr>
-                <w:rFonts w:ascii="Times New Roman" w:eastAsia="Calibri" w:hAnsi="Times New Roman" w:cs="Times New Roman"/>
-                <w:sz w:val="28"/>
-                <w:szCs w:val="28"/>
-              </w:rPr>
-              <w:t>Tên ngành, nghề kinh doanh được sửa đổi chi tiết</w:t>
-            </w:r>
-          </w:p>
-        </w:tc>
-        <w:tc>
-          <w:tcPr>
-            <w:tcW w:w="2268" w:type="dxa"/>
-          </w:tcPr>
-          <w:p>
-            <w:pPr>
-              <w:spacing w:before="120" w:after="0" w:line="340" w:lineRule="exact"/>
-              <w:jc w:val="center"/>
-              <w:rPr>
-                <w:rFonts w:ascii="Times New Roman" w:eastAsia="Calibri" w:hAnsi="Times New Roman" w:cs="Times New Roman"/>
-                <w:sz w:val="28"/>
-                <w:szCs w:val="28"/>
-              </w:rPr>
-            </w:pPr>
-            <w:r>
-              <w:rPr>
-                <w:rFonts w:ascii="Times New Roman" w:eastAsia="Calibri" w:hAnsi="Times New Roman" w:cs="Times New Roman"/>
-                <w:sz w:val="28"/>
-                <w:szCs w:val="28"/>
-              </w:rPr>
-              <w:t>Mã ngành</w:t>
-            </w:r>
-          </w:p>
-        </w:tc>
-        <w:tc>
-          <w:tcPr>
-            <w:tcW w:w="1701" w:type="dxa"/>
-          </w:tcPr>
-          <w:p>
-            <w:pPr>
-              <w:spacing w:before="120" w:after="0" w:line="340" w:lineRule="exact"/>
-              <w:jc w:val="center"/>
-              <w:rPr>
-                <w:rFonts w:ascii="Times New Roman" w:eastAsia="Calibri" w:hAnsi="Times New Roman" w:cs="Times New Roman"/>
-                <w:sz w:val="28"/>
-                <w:szCs w:val="28"/>
-              </w:rPr>
-            </w:pPr>
-            <w:r>
-              <w:rPr>
-                <w:rFonts w:ascii="Times New Roman" w:eastAsia="Times New Roman" w:hAnsi="Times New Roman" w:cs="Times New Roman"/>
-                <w:sz w:val="28"/>
-                <w:szCs w:val="28"/>
-                <w:lang w:eastAsia="zh-CN"/>
-              </w:rPr>
-              <w:t>Ghi chú</w:t>
-            </w:r>
+              <w:spacing w:after="120"/>
+              <w:ind w:firstLine="360"/>
+              <w:jc w:val="both"/>
+              <w:rPr>
+                <w:rFonts w:ascii="Times New Roman" w:hAnsi="Times New Roman" w:cs="Times New Roman"/>
+                <w:sz w:val="28"/>
+                <w:szCs w:val="28"/>
+              </w:rPr>
+            </w:pPr>
           </w:p>
         </w:tc>
       </w:tr>
       <w:tr>
         <w:tc>
           <w:tcPr>
-            <w:tcW w:w="810" w:type="dxa"/>
+            <w:tcW w:w="648" w:type="dxa"/>
           </w:tcPr>
           <w:p>
             <w:pPr>
-              <w:spacing w:after="200" w:line="276" w:lineRule="auto"/>
-              <w:ind w:left="144" w:right="1008"/>
-              <w:rPr>
-                <w:rFonts w:ascii="Times New Roman" w:eastAsia="Calibri" w:hAnsi="Times New Roman" w:cs="Times New Roman"/>
-              </w:rPr>
-            </w:pPr>
-            <w:r>
-              <w:rPr>
-                <w:rFonts w:ascii="Times New Roman" w:eastAsia="Calibri" w:hAnsi="Times New Roman" w:cs="Times New Roman"/>
-              </w:rPr>
-              <w:t>1</w:t>
+              <w:spacing w:after="120"/>
+              <w:ind w:firstLine="360"/>
+              <w:jc w:val="both"/>
+              <w:rPr>
+                <w:rFonts w:ascii="Times New Roman" w:hAnsi="Times New Roman" w:cs="Times New Roman"/>
+                <w:sz w:val="28"/>
+                <w:szCs w:val="28"/>
+              </w:rPr>
+            </w:pPr>
+            <w:r>
+              <w:rPr>
+                <w:rFonts w:ascii="Times New Roman" w:hAnsi="Times New Roman" w:cs="Times New Roman"/>
+                <w:sz w:val="28"/>
+                <w:szCs w:val="28"/>
+              </w:rPr>
+              <w:t>2</w:t>
             </w:r>
           </w:p>
         </w:tc>
         <w:tc>
           <w:tcPr>
-            <w:tcW w:w="4435" w:type="dxa"/>
+            <w:tcW w:w="4320" w:type="dxa"/>
           </w:tcPr>
           <w:p>
             <w:pPr>
-              <w:spacing w:after="200" w:line="276" w:lineRule="auto"/>
-              <w:ind w:left="144" w:right="1008"/>
-              <w:rPr>
-                <w:rFonts w:ascii="Times New Roman" w:eastAsia="Calibri" w:hAnsi="Times New Roman" w:cs="Times New Roman"/>
-              </w:rPr>
-            </w:pPr>
-            <w:r>
-              <w:rPr>
-                <w:rFonts w:ascii="Times New Roman" w:eastAsia="Calibri" w:hAnsi="Times New Roman" w:cs="Times New Roman"/>
-              </w:rPr>
-              <w:t>Sản xuất kim loại quý và kim loại màu</w:t>
-            </w:r>
-            <w:r>
-              <w:rPr>
-                <w:rFonts w:ascii="Times New Roman" w:eastAsia="Calibri" w:hAnsi="Times New Roman" w:cs="Times New Roman"/>
-              </w:rPr>
-              <w:br/>
+              <w:spacing w:after="120"/>
+              <w:ind w:firstLine="360"/>
+              <w:jc w:val="both"/>
+              <w:rPr>
+                <w:rFonts w:ascii="Times New Roman" w:hAnsi="Times New Roman" w:cs="Times New Roman"/>
+                <w:sz w:val="28"/>
+                <w:szCs w:val="28"/>
+              </w:rPr>
+            </w:pPr>
+            <w:r>
+              <w:rPr>
+                <w:rFonts w:ascii="Times New Roman" w:hAnsi="Times New Roman" w:cs="Times New Roman"/>
+                <w:sz w:val="28"/>
+                <w:szCs w:val="28"/>
+              </w:rPr>
+              <w:t>Bán lẻ vải, len, sợi, chỉ khâu và hàng dệt khác</w:t>
             </w:r>
           </w:p>
         </w:tc>
         <w:tc>
           <w:tcPr>
-            <w:tcW w:w="2268" w:type="dxa"/>
+            <w:tcW w:w="1136" w:type="dxa"/>
           </w:tcPr>
           <w:p>
             <w:pPr>
-              <w:spacing w:after="200" w:line="276" w:lineRule="auto"/>
-              <w:ind w:left="144" w:right="1008"/>
-              <w:rPr>
-                <w:rFonts w:ascii="Times New Roman" w:eastAsia="Calibri" w:hAnsi="Times New Roman" w:cs="Times New Roman"/>
-              </w:rPr>
-            </w:pPr>
-            <w:r>
-              <w:rPr>
-                <w:rFonts w:ascii="Times New Roman" w:eastAsia="Calibri" w:hAnsi="Times New Roman" w:cs="Times New Roman"/>
-              </w:rPr>
-              <w:t>2420</w:t>
+              <w:spacing w:after="120"/>
+              <w:ind w:firstLine="360"/>
+              <w:jc w:val="both"/>
+              <w:rPr>
+                <w:rFonts w:ascii="Times New Roman" w:hAnsi="Times New Roman" w:cs="Times New Roman"/>
+                <w:sz w:val="28"/>
+                <w:szCs w:val="28"/>
+              </w:rPr>
+            </w:pPr>
+            <w:r>
+              <w:rPr>
+                <w:rFonts w:ascii="Times New Roman" w:hAnsi="Times New Roman" w:cs="Times New Roman"/>
+                <w:sz w:val="28"/>
+                <w:szCs w:val="28"/>
+              </w:rPr>
+              <w:t>4751</w:t>
             </w:r>
           </w:p>
         </w:tc>
         <w:tc>
           <w:tcPr>
-            <w:tcW w:w="1701" w:type="dxa"/>
+            <w:tcW w:w="1310" w:type="dxa"/>
           </w:tcPr>
           <w:p>
             <w:pPr>
-              <w:spacing w:after="200" w:line="276" w:lineRule="auto"/>
-              <w:ind w:left="144" w:right="1008"/>
-              <w:rPr>
-                <w:rFonts w:ascii="Times New Roman" w:eastAsia="Calibri" w:hAnsi="Times New Roman" w:cs="Times New Roman"/>
+              <w:spacing w:after="120"/>
+              <w:ind w:firstLine="360"/>
+              <w:jc w:val="both"/>
+              <w:rPr>
+                <w:rFonts w:ascii="Times New Roman" w:hAnsi="Times New Roman" w:cs="Times New Roman"/>
+                <w:sz w:val="28"/>
+                <w:szCs w:val="28"/>
               </w:rPr>
             </w:pPr>
           </w:p>
@@ -3521,73 +3619,74 @@
       <w:tr>
         <w:tc>
           <w:tcPr>
-            <w:tcW w:w="810" w:type="dxa"/>
+            <w:tcW w:w="648" w:type="dxa"/>
           </w:tcPr>
           <w:p>
             <w:pPr>
-              <w:spacing w:after="200" w:line="276" w:lineRule="auto"/>
-              <w:ind w:left="144" w:right="1008"/>
-              <w:rPr>
-                <w:rFonts w:ascii="Times New Roman" w:eastAsia="Calibri" w:hAnsi="Times New Roman" w:cs="Times New Roman"/>
-              </w:rPr>
-            </w:pPr>
-            <w:r>
-              <w:rPr>
-                <w:rFonts w:ascii="Times New Roman" w:eastAsia="Calibri" w:hAnsi="Times New Roman" w:cs="Times New Roman"/>
-              </w:rPr>
-              <w:t>2</w:t>
+              <w:spacing w:after="120"/>
+              <w:ind w:firstLine="360"/>
+              <w:jc w:val="both"/>
+              <w:rPr>
+                <w:rFonts w:ascii="Times New Roman" w:hAnsi="Times New Roman" w:cs="Times New Roman"/>
+                <w:sz w:val="28"/>
+                <w:szCs w:val="28"/>
+              </w:rPr>
+            </w:pPr>
+            <w:r>
+              <w:rPr>
+                <w:rFonts w:ascii="Times New Roman" w:hAnsi="Times New Roman" w:cs="Times New Roman"/>
+                <w:sz w:val="28"/>
+                <w:szCs w:val="28"/>
+              </w:rPr>
+              <w:t>3</w:t>
             </w:r>
           </w:p>
         </w:tc>
         <w:tc>
           <w:tcPr>
-            <w:tcW w:w="4435" w:type="dxa"/>
+            <w:tcW w:w="4320" w:type="dxa"/>
           </w:tcPr>
           <w:p>
             <w:pPr>
-              <w:spacing w:after="200" w:line="276" w:lineRule="auto"/>
-              <w:ind w:left="144" w:right="1008"/>
-              <w:rPr>
-                <w:rFonts w:ascii="Times New Roman" w:eastAsia="Calibri" w:hAnsi="Times New Roman" w:cs="Times New Roman"/>
-              </w:rPr>
-            </w:pPr>
-            <w:r>
-              <w:rPr>
-                <w:rFonts w:ascii="Times New Roman" w:eastAsia="Calibri" w:hAnsi="Times New Roman" w:cs="Times New Roman"/>
+              <w:spacing w:after="120"/>
+              <w:ind w:firstLine="360"/>
+              <w:jc w:val="both"/>
+              <w:rPr>
+                <w:rFonts w:ascii="Times New Roman" w:hAnsi="Times New Roman" w:cs="Times New Roman"/>
+                <w:sz w:val="28"/>
+                <w:szCs w:val="28"/>
+              </w:rPr>
+            </w:pPr>
+            <w:r>
+              <w:rPr>
+                <w:rFonts w:ascii="Times New Roman" w:hAnsi="Times New Roman" w:cs="Times New Roman"/>
+                <w:sz w:val="28"/>
+                <w:szCs w:val="28"/>
               </w:rPr>
               <w:t>Bán lẻ đồ ngũ kim, sơn, kính, vật liệu và thiết bị lắp đặt khác trong xây dựng</w:t>
-            </w:r>
-            <w:r>
-              <w:rPr>
-                <w:rFonts w:ascii="Times New Roman" w:eastAsia="Calibri" w:hAnsi="Times New Roman" w:cs="Times New Roman"/>
-              </w:rPr>
-              <w:br/>
-              <w:t>Chi tiết: Bán lẻ đồ ngũ kim, sơn, kính và thiết bị lắp đặt khác trong xây dựng;</w:t>
-            </w:r>
-            <w:r>
-              <w:rPr>
-                <w:rFonts w:ascii="Times New Roman" w:eastAsia="Calibri" w:hAnsi="Times New Roman" w:cs="Times New Roman"/>
-              </w:rPr>
-              <w:br/>
-              <w:t>- Bán lẻ kính xây dựng</w:t>
             </w:r>
           </w:p>
         </w:tc>
         <w:tc>
           <w:tcPr>
-            <w:tcW w:w="2268" w:type="dxa"/>
+            <w:tcW w:w="1136" w:type="dxa"/>
           </w:tcPr>
           <w:p>
             <w:pPr>
-              <w:spacing w:after="200" w:line="276" w:lineRule="auto"/>
-              <w:ind w:left="144" w:right="1008"/>
-              <w:rPr>
-                <w:rFonts w:ascii="Times New Roman" w:eastAsia="Calibri" w:hAnsi="Times New Roman" w:cs="Times New Roman"/>
-              </w:rPr>
-            </w:pPr>
-            <w:r>
-              <w:rPr>
-                <w:rFonts w:ascii="Times New Roman" w:eastAsia="Calibri" w:hAnsi="Times New Roman" w:cs="Times New Roman"/>
+              <w:spacing w:after="120"/>
+              <w:ind w:firstLine="360"/>
+              <w:jc w:val="both"/>
+              <w:rPr>
+                <w:rFonts w:ascii="Times New Roman" w:hAnsi="Times New Roman" w:cs="Times New Roman"/>
+                <w:sz w:val="28"/>
+                <w:szCs w:val="28"/>
+              </w:rPr>
+            </w:pPr>
+            <w:r>
+              <w:rPr>
+                <w:rFonts w:ascii="Times New Roman" w:hAnsi="Times New Roman" w:cs="Times New Roman"/>
+                <w:sz w:val="28"/>
+                <w:szCs w:val="28"/>
               </w:rPr>
               <w:t>4752</w:t>
             </w:r>
@@ -3595,14 +3694,17 @@
         </w:tc>
         <w:tc>
           <w:tcPr>
-            <w:tcW w:w="1701" w:type="dxa"/>
+            <w:tcW w:w="1310" w:type="dxa"/>
           </w:tcPr>
           <w:p>
             <w:pPr>
-              <w:spacing w:after="200" w:line="276" w:lineRule="auto"/>
-              <w:ind w:left="144" w:right="1008"/>
-              <w:rPr>
-                <w:rFonts w:ascii="Times New Roman" w:eastAsia="Calibri" w:hAnsi="Times New Roman" w:cs="Times New Roman"/>
+              <w:spacing w:after="120"/>
+              <w:ind w:firstLine="360"/>
+              <w:jc w:val="both"/>
+              <w:rPr>
+                <w:rFonts w:ascii="Times New Roman" w:hAnsi="Times New Roman" w:cs="Times New Roman"/>
+                <w:sz w:val="28"/>
+                <w:szCs w:val="28"/>
               </w:rPr>
             </w:pPr>
           </w:p>
@@ -3611,263 +3713,92 @@
       <w:tr>
         <w:tc>
           <w:tcPr>
-            <w:tcW w:w="810" w:type="dxa"/>
+            <w:tcW w:w="648" w:type="dxa"/>
           </w:tcPr>
           <w:p>
             <w:pPr>
-              <w:spacing w:after="200" w:line="276" w:lineRule="auto"/>
-              <w:ind w:left="144" w:right="1008"/>
-              <w:rPr>
-                <w:rFonts w:ascii="Times New Roman" w:eastAsia="Calibri" w:hAnsi="Times New Roman" w:cs="Times New Roman"/>
-              </w:rPr>
-            </w:pPr>
-            <w:r>
-              <w:rPr>
-                <w:rFonts w:ascii="Times New Roman" w:eastAsia="Calibri" w:hAnsi="Times New Roman" w:cs="Times New Roman"/>
-              </w:rPr>
-              <w:t>3</w:t>
+              <w:spacing w:after="120"/>
+              <w:ind w:firstLine="360"/>
+              <w:jc w:val="both"/>
+              <w:rPr>
+                <w:rFonts w:ascii="Times New Roman" w:hAnsi="Times New Roman" w:cs="Times New Roman"/>
+                <w:sz w:val="28"/>
+                <w:szCs w:val="28"/>
+              </w:rPr>
+            </w:pPr>
+            <w:r>
+              <w:rPr>
+                <w:rFonts w:ascii="Times New Roman" w:hAnsi="Times New Roman" w:cs="Times New Roman"/>
+                <w:sz w:val="28"/>
+                <w:szCs w:val="28"/>
+              </w:rPr>
+              <w:t>4</w:t>
             </w:r>
           </w:p>
         </w:tc>
         <w:tc>
           <w:tcPr>
-            <w:tcW w:w="4435" w:type="dxa"/>
+            <w:tcW w:w="4320" w:type="dxa"/>
           </w:tcPr>
           <w:p>
             <w:pPr>
-              <w:spacing w:after="200" w:line="276" w:lineRule="auto"/>
-              <w:ind w:left="144" w:right="1008"/>
-              <w:rPr>
-                <w:rFonts w:ascii="Times New Roman" w:eastAsia="Calibri" w:hAnsi="Times New Roman" w:cs="Times New Roman"/>
-              </w:rPr>
-            </w:pPr>
-            <w:r>
-              <w:rPr>
-                <w:rFonts w:ascii="Times New Roman" w:eastAsia="Calibri" w:hAnsi="Times New Roman" w:cs="Times New Roman"/>
-              </w:rPr>
-              <w:t>Bán lẻ hàng hóa khác mới (trừ ô tô, mô tô, xe máy và các bộ phận phụ trợ)</w:t>
-            </w:r>
-            <w:r>
-              <w:rPr>
-                <w:rFonts w:ascii="Times New Roman" w:eastAsia="Calibri" w:hAnsi="Times New Roman" w:cs="Times New Roman"/>
-              </w:rPr>
-              <w:br/>
-              <w:t>Chi tiết: Bán lẻ hàng lưu niệm, hàng đan lát, hàng thủ công mỹ nghệ</w:t>
+              <w:spacing w:after="120"/>
+              <w:ind w:firstLine="360"/>
+              <w:jc w:val="both"/>
+              <w:rPr>
+                <w:rFonts w:ascii="Times New Roman" w:hAnsi="Times New Roman" w:cs="Times New Roman"/>
+                <w:sz w:val="28"/>
+                <w:szCs w:val="28"/>
+              </w:rPr>
+            </w:pPr>
+            <w:r>
+              <w:rPr>
+                <w:rFonts w:ascii="Times New Roman" w:hAnsi="Times New Roman" w:cs="Times New Roman"/>
+                <w:sz w:val="28"/>
+                <w:szCs w:val="28"/>
+              </w:rPr>
+              <w:t>Bán lẻ hàng may mặc, giày, dép, hàng da và giả da</w:t>
             </w:r>
           </w:p>
         </w:tc>
         <w:tc>
           <w:tcPr>
-            <w:tcW w:w="2268" w:type="dxa"/>
+            <w:tcW w:w="1136" w:type="dxa"/>
           </w:tcPr>
           <w:p>
             <w:pPr>
-              <w:spacing w:after="200" w:line="276" w:lineRule="auto"/>
-              <w:ind w:left="144" w:right="1008"/>
-              <w:rPr>
-                <w:rFonts w:ascii="Times New Roman" w:eastAsia="Calibri" w:hAnsi="Times New Roman" w:cs="Times New Roman"/>
-              </w:rPr>
-            </w:pPr>
-            <w:r>
-              <w:rPr>
-                <w:rFonts w:ascii="Times New Roman" w:eastAsia="Calibri" w:hAnsi="Times New Roman" w:cs="Times New Roman"/>
-              </w:rPr>
-              <w:t>4773</w:t>
+              <w:spacing w:after="120"/>
+              <w:ind w:firstLine="360"/>
+              <w:jc w:val="both"/>
+              <w:rPr>
+                <w:rFonts w:ascii="Times New Roman" w:hAnsi="Times New Roman" w:cs="Times New Roman"/>
+                <w:sz w:val="28"/>
+                <w:szCs w:val="28"/>
+              </w:rPr>
+            </w:pPr>
+            <w:r>
+              <w:rPr>
+                <w:rFonts w:ascii="Times New Roman" w:hAnsi="Times New Roman" w:cs="Times New Roman"/>
+                <w:sz w:val="28"/>
+                <w:szCs w:val="28"/>
+              </w:rPr>
+              <w:t>4771</w:t>
             </w:r>
           </w:p>
         </w:tc>
         <w:tc>
           <w:tcPr>
-            <w:tcW w:w="1701" w:type="dxa"/>
+            <w:tcW w:w="1310" w:type="dxa"/>
           </w:tcPr>
           <w:p>
             <w:pPr>
-              <w:spacing w:after="200" w:line="276" w:lineRule="auto"/>
-              <w:ind w:left="144" w:right="1008"/>
-              <w:rPr>
-                <w:rFonts w:ascii="Times New Roman" w:eastAsia="Calibri" w:hAnsi="Times New Roman" w:cs="Times New Roman"/>
-              </w:rPr>
-            </w:pPr>
-          </w:p>
-        </w:tc>
-      </w:tr>
-      <w:tr>
-        <w:tc>
-          <w:tcPr>
-            <w:tcW w:w="810" w:type="dxa"/>
-          </w:tcPr>
-          <w:p>
-            <w:pPr>
-              <w:spacing w:after="200" w:line="276" w:lineRule="auto"/>
-              <w:ind w:left="144" w:right="1008"/>
-              <w:rPr>
-                <w:rFonts w:ascii="Times New Roman" w:eastAsia="Calibri" w:hAnsi="Times New Roman" w:cs="Times New Roman"/>
-              </w:rPr>
-            </w:pPr>
-            <w:r>
-              <w:rPr>
-                <w:rFonts w:ascii="Times New Roman" w:eastAsia="Calibri" w:hAnsi="Times New Roman" w:cs="Times New Roman"/>
-              </w:rPr>
-              <w:t>4</w:t>
-            </w:r>
-          </w:p>
-        </w:tc>
-        <w:tc>
-          <w:tcPr>
-            <w:tcW w:w="4435" w:type="dxa"/>
-          </w:tcPr>
-          <w:p>
-            <w:pPr>
-              <w:spacing w:after="200" w:line="276" w:lineRule="auto"/>
-              <w:ind w:left="144" w:right="1008"/>
-              <w:rPr>
-                <w:rFonts w:ascii="Times New Roman" w:eastAsia="Calibri" w:hAnsi="Times New Roman" w:cs="Times New Roman"/>
-              </w:rPr>
-            </w:pPr>
-            <w:r>
-              <w:rPr>
-                <w:rFonts w:ascii="Times New Roman" w:eastAsia="Calibri" w:hAnsi="Times New Roman" w:cs="Times New Roman"/>
-              </w:rPr>
-              <w:t>Đại lý lữ hành</w:t>
-            </w:r>
-          </w:p>
-        </w:tc>
-        <w:tc>
-          <w:tcPr>
-            <w:tcW w:w="2268" w:type="dxa"/>
-          </w:tcPr>
-          <w:p>
-            <w:pPr>
-              <w:spacing w:after="200" w:line="276" w:lineRule="auto"/>
-              <w:ind w:left="144" w:right="1008"/>
-              <w:rPr>
-                <w:rFonts w:ascii="Times New Roman" w:eastAsia="Calibri" w:hAnsi="Times New Roman" w:cs="Times New Roman"/>
-              </w:rPr>
-            </w:pPr>
-            <w:r>
-              <w:rPr>
-                <w:rFonts w:ascii="Times New Roman" w:eastAsia="Calibri" w:hAnsi="Times New Roman" w:cs="Times New Roman"/>
-              </w:rPr>
-              <w:t>7911</w:t>
-            </w:r>
-          </w:p>
-        </w:tc>
-        <w:tc>
-          <w:tcPr>
-            <w:tcW w:w="1701" w:type="dxa"/>
-          </w:tcPr>
-          <w:p>
-            <w:pPr>
-              <w:spacing w:after="200" w:line="276" w:lineRule="auto"/>
-              <w:ind w:left="144" w:right="1008"/>
-              <w:rPr>
-                <w:rFonts w:ascii="Times New Roman" w:eastAsia="Calibri" w:hAnsi="Times New Roman" w:cs="Times New Roman"/>
-              </w:rPr>
-            </w:pPr>
-          </w:p>
-        </w:tc>
-      </w:tr>
-      <w:tr>
-        <w:tc>
-          <w:tcPr>
-            <w:tcW w:w="810" w:type="dxa"/>
-          </w:tcPr>
-          <w:p>
-            <w:pPr>
-              <w:spacing w:after="200" w:line="276" w:lineRule="auto"/>
-              <w:ind w:left="144" w:right="1008"/>
-              <w:rPr>
-                <w:rFonts w:ascii="Times New Roman" w:eastAsia="Calibri" w:hAnsi="Times New Roman" w:cs="Times New Roman"/>
-              </w:rPr>
-            </w:pPr>
-            <w:r>
-              <w:rPr>
-                <w:rFonts w:ascii="Times New Roman" w:eastAsia="Calibri" w:hAnsi="Times New Roman" w:cs="Times New Roman"/>
-              </w:rPr>
-              <w:t>5</w:t>
-            </w:r>
-          </w:p>
-        </w:tc>
-        <w:tc>
-          <w:tcPr>
-            <w:tcW w:w="4435" w:type="dxa"/>
-          </w:tcPr>
-          <w:p>
-            <w:pPr>
-              <w:spacing w:after="200" w:line="276" w:lineRule="auto"/>
-              <w:ind w:left="144" w:right="1008"/>
-              <w:rPr>
-                <w:rFonts w:ascii="Times New Roman" w:eastAsia="Calibri" w:hAnsi="Times New Roman" w:cs="Times New Roman"/>
-              </w:rPr>
-            </w:pPr>
-            <w:r>
-              <w:rPr>
-                <w:rFonts w:ascii="Times New Roman" w:eastAsia="Calibri" w:hAnsi="Times New Roman" w:cs="Times New Roman"/>
-              </w:rPr>
-              <w:t>Gia công cơ khí; xử lý và tráng phủ kim loại</w:t>
-            </w:r>
-          </w:p>
-          <w:p>
-            <w:pPr>
-              <w:spacing w:after="200" w:line="276" w:lineRule="auto"/>
-              <w:ind w:left="144" w:right="1008"/>
-              <w:rPr>
-                <w:rFonts w:ascii="Times New Roman" w:eastAsia="Calibri" w:hAnsi="Times New Roman" w:cs="Times New Roman"/>
-              </w:rPr>
-            </w:pPr>
-            <w:r>
-              <w:rPr>
-                <w:rFonts w:ascii="Times New Roman" w:eastAsia="Calibri" w:hAnsi="Times New Roman" w:cs="Times New Roman"/>
-              </w:rPr>
-              <w:t>Chi tiết: Hàn, tiện, phay, bào, cắt, gọt, đục các chi tiết bằng kim loại (không đục tại trụ sở chính; trừ xử lý, tráng phủ, xi mạ kim loại)</w:t>
-            </w:r>
-          </w:p>
-          <w:p>
-            <w:pPr>
-              <w:spacing w:after="200" w:line="276" w:lineRule="auto"/>
-              <w:ind w:left="144" w:right="1008"/>
-              <w:rPr>
-                <w:rFonts w:ascii="Times New Roman" w:eastAsia="Calibri" w:hAnsi="Times New Roman" w:cs="Times New Roman"/>
-              </w:rPr>
-            </w:pPr>
-            <w:r>
-              <w:rPr>
-                <w:rFonts w:ascii="Times New Roman" w:eastAsia="Calibri" w:hAnsi="Times New Roman" w:cs="Times New Roman"/>
-              </w:rPr>
-              <w:t>- Gia công bề mặt kim loại bằng công nghệ phủ PVD trong môi trường chân không.</w:t>
-            </w:r>
-          </w:p>
-        </w:tc>
-        <w:tc>
-          <w:tcPr>
-            <w:tcW w:w="2268" w:type="dxa"/>
-          </w:tcPr>
-          <w:p>
-            <w:pPr>
-              <w:spacing w:after="200" w:line="276" w:lineRule="auto"/>
-              <w:ind w:left="144" w:right="1008"/>
-              <w:rPr>
-                <w:rFonts w:ascii="Times New Roman" w:eastAsia="Calibri" w:hAnsi="Times New Roman" w:cs="Times New Roman"/>
-              </w:rPr>
-            </w:pPr>
-            <w:r>
-              <w:rPr>
-                <w:rFonts w:ascii="Times New Roman" w:eastAsia="Calibri" w:hAnsi="Times New Roman" w:cs="Times New Roman"/>
-              </w:rPr>
-              <w:t>2592</w:t>
-            </w:r>
-          </w:p>
-        </w:tc>
-        <w:tc>
-          <w:tcPr>
-            <w:tcW w:w="1701" w:type="dxa"/>
-          </w:tcPr>
-          <w:p>
-            <w:pPr>
-              <w:spacing w:after="200" w:line="276" w:lineRule="auto"/>
-              <w:ind w:left="144" w:right="1008"/>
-              <w:rPr>
-                <w:rFonts w:ascii="Times New Roman" w:eastAsia="Calibri" w:hAnsi="Times New Roman" w:cs="Times New Roman"/>
+              <w:spacing w:after="120"/>
+              <w:ind w:firstLine="360"/>
+              <w:jc w:val="both"/>
+              <w:rPr>
+                <w:rFonts w:ascii="Times New Roman" w:hAnsi="Times New Roman" w:cs="Times New Roman"/>
+                <w:sz w:val="28"/>
+                <w:szCs w:val="28"/>
               </w:rPr>
             </w:pPr>
           </w:p>
@@ -3955,15 +3886,7 @@
           <w:rFonts w:ascii="Times New Roman" w:eastAsia="Calibri" w:hAnsi="Times New Roman" w:cs="Times New Roman"/>
           <w:sz w:val="28"/>
         </w:rPr>
-        <w:t xml:space="preserve">- Trường hợp doanh nghiệp thay đổi ngành, nghề kinh doanh từ ngành này sang ngành khác, doanh nghiệp kê khai đồng thời tại mục 1, 2 nêu trên, cụ thể như </w:t>
-      </w:r>
-      <w:r>
-        <w:rPr>
-          <w:rFonts w:ascii="Times New Roman" w:eastAsia="Calibri" w:hAnsi="Times New Roman" w:cs="Times New Roman"/>
-          <w:sz w:val="28"/>
-        </w:rPr>
-        <w:lastRenderedPageBreak/>
-        <w:t>sau: kê khai ngành, nghề kinh doanh mới tại mục 1; kê khai ngành, nghề kinh doanh cũ tại mục 2.</w:t>
+        <w:t>- Trường hợp doanh nghiệp thay đổi ngành, nghề kinh doanh từ ngành này sang ngành khác, doanh nghiệp kê khai đồng thời tại mục 1, 2 nêu trên, cụ thể như sau: kê khai ngành, nghề kinh doanh mới tại mục 1; kê khai ngành, nghề kinh doanh cũ tại mục 2.</w:t>
       </w:r>
     </w:p>
     <w:p>
@@ -4235,12 +4158,11 @@
             </w:r>
             <w:r>
               <w:rPr>
-                <w:rFonts w:ascii="Times New Roman" w:eastAsia="Times New Roman" w:hAnsi="Times New Roman" w:cs="Times New Roman"/>
-                <w:sz w:val="28"/>
-                <w:szCs w:val="28"/>
-                <w:lang w:eastAsia="zh-CN"/>
-              </w:rPr>
-              <w:t>TRƯƠNG QUỐC TÂM</w:t>
+                <w:rFonts w:ascii="Times New Roman" w:hAnsi="Times New Roman" w:cs="Times New Roman"/>
+                <w:sz w:val="26"/>
+                <w:szCs w:val="26"/>
+              </w:rPr>
+              <w:t>LIU, SANBAO</w:t>
             </w:r>
           </w:p>
           <w:p>
@@ -4265,11 +4187,11 @@
             </w:r>
             <w:r>
               <w:rPr>
-                <w:rFonts w:ascii="Times New Roman" w:eastAsia="Times New Roman" w:hAnsi="Times New Roman" w:cs="Times New Roman"/>
-                <w:sz w:val="28"/>
-                <w:szCs w:val="28"/>
-              </w:rPr>
-              <w:t>10/05/1989</w:t>
+                <w:rFonts w:ascii="Times New Roman" w:hAnsi="Times New Roman" w:cs="Times New Roman"/>
+                <w:sz w:val="26"/>
+                <w:szCs w:val="26"/>
+              </w:rPr>
+              <w:t>13/07/1975</w:t>
             </w:r>
           </w:p>
           <w:p>
@@ -4332,6 +4254,16 @@
               </w:rPr>
               <w:t xml:space="preserve">Số định danh cá nhân: </w:t>
             </w:r>
+          </w:p>
+          <w:p>
+            <w:pPr>
+              <w:spacing w:before="20" w:after="20" w:line="240" w:lineRule="auto"/>
+              <w:rPr>
+                <w:rFonts w:ascii="Times New Roman" w:eastAsia="Calibri" w:hAnsi="Times New Roman" w:cs="Times New Roman"/>
+                <w:sz w:val="28"/>
+                <w:szCs w:val="28"/>
+              </w:rPr>
+            </w:pPr>
             <w:r>
               <w:rPr>
                 <w:rFonts w:ascii="Times New Roman" w:eastAsia="Times New Roman" w:hAnsi="Times New Roman" w:cs="Times New Roman"/>
@@ -4339,32 +4271,10 @@
                 <w:szCs w:val="28"/>
                 <w:lang w:eastAsia="zh-CN"/>
               </w:rPr>
-              <w:t>086089011231</w:t>
-            </w:r>
-          </w:p>
-          <w:p>
-            <w:pPr>
-              <w:spacing w:before="20" w:after="20" w:line="240" w:lineRule="auto"/>
-              <w:rPr>
-                <w:rFonts w:ascii="Times New Roman" w:eastAsia="Calibri" w:hAnsi="Times New Roman" w:cs="Times New Roman"/>
-                <w:sz w:val="28"/>
-                <w:szCs w:val="28"/>
-              </w:rPr>
-            </w:pPr>
-            <w:r>
-              <w:rPr>
-                <w:rFonts w:ascii="Times New Roman" w:eastAsia="Times New Roman" w:hAnsi="Times New Roman" w:cs="Times New Roman"/>
-                <w:sz w:val="28"/>
-                <w:szCs w:val="28"/>
-                <w:lang w:eastAsia="zh-CN"/>
-              </w:rPr>
               <w:t>Điện thoại:</w:t>
             </w:r>
             <w:r>
               <w:t xml:space="preserve"> </w:t>
-            </w:r>
-            <w:r>
-              <w:t>0274 7303689</w:t>
             </w:r>
           </w:p>
         </w:tc>
@@ -4390,6 +4300,7 @@
                 <w:sz w:val="28"/>
                 <w:szCs w:val="28"/>
               </w:rPr>
+              <w:lastRenderedPageBreak/>
               <w:t>2</w:t>
             </w:r>
           </w:p>
@@ -4650,11 +4561,11 @@
             </w:r>
             <w:r>
               <w:rPr>
-                <w:rFonts w:ascii="Times New Roman" w:eastAsia="Calibri" w:hAnsi="Times New Roman" w:cs="Times New Roman"/>
-                <w:sz w:val="28"/>
-                <w:szCs w:val="28"/>
-              </w:rPr>
-              <w:t>Thửa đất số 12, Tờ bản đồ số 110, Khu phố Bình Thuận 2</w:t>
+                <w:rFonts w:ascii="Times New Roman" w:eastAsia="Times New Roman" w:hAnsi="Times New Roman" w:cs="Times New Roman"/>
+                <w:sz w:val="26"/>
+                <w:szCs w:val="26"/>
+              </w:rPr>
+              <w:t>Ô 3, Lô DC 82, Đường NA12, KĐC Việt Sing, Khu phố Bình Giao</w:t>
             </w:r>
           </w:p>
           <w:p>
@@ -4764,18 +4675,16 @@
             <w:r>
               <w:rPr>
                 <w:rFonts w:ascii="Times New Roman" w:eastAsia="Times New Roman" w:hAnsi="Times New Roman" w:cs="Times New Roman"/>
-                <w:sz w:val="28"/>
-                <w:szCs w:val="28"/>
-                <w:lang w:eastAsia="zh-CN"/>
-              </w:rPr>
-              <w:t>0274 7303689</w:t>
-            </w:r>
-            <w:r>
-              <w:rPr>
-                <w:rFonts w:ascii="Times New Roman" w:eastAsia="Times New Roman" w:hAnsi="Times New Roman" w:cs="Times New Roman"/>
-                <w:sz w:val="28"/>
-                <w:szCs w:val="28"/>
-                <w:lang w:eastAsia="zh-CN"/>
+                <w:sz w:val="26"/>
+                <w:szCs w:val="26"/>
+              </w:rPr>
+              <w:t>0397233898</w:t>
+            </w:r>
+            <w:r>
+              <w:rPr>
+                <w:rFonts w:ascii="Times New Roman" w:eastAsia="Times New Roman" w:hAnsi="Times New Roman" w:cs="Times New Roman"/>
+                <w:sz w:val="26"/>
+                <w:szCs w:val="26"/>
               </w:rPr>
               <w:t xml:space="preserve"> </w:t>
             </w:r>
@@ -4992,19 +4901,7 @@
                 <w:szCs w:val="28"/>
                 <w:lang w:eastAsia="zh-CN"/>
               </w:rPr>
-              <w:t xml:space="preserve">Đánh dấu X vào một trong hai ô “Hạch toán độc lập” hoặc “Hạch toán phụ thuộc”. Trường hợp chọn ô “Hạch toán độc </w:t>
-            </w:r>
-            <w:r>
-              <w:rPr>
-                <w:rFonts w:ascii="Times New Roman" w:eastAsia="Times New Roman" w:hAnsi="Times New Roman" w:cs="Times New Roman"/>
-                <w:i/>
-                <w:iCs/>
-                <w:sz w:val="28"/>
-                <w:szCs w:val="28"/>
-                <w:lang w:eastAsia="zh-CN"/>
-              </w:rPr>
-              <w:lastRenderedPageBreak/>
-              <w:t>lập” mà thuộc đối tượng phải lập và gửi báo cáo tài chính hợp nhất cho cơ quan có thẩm quyền theo quy định thì chọn thêm ô “Có báo cáo tài chính hợp nhất”</w:t>
+              <w:t>Đánh dấu X vào một trong hai ô “Hạch toán độc lập” hoặc “Hạch toán phụ thuộc”. Trường hợp chọn ô “Hạch toán độc lập” mà thuộc đối tượng phải lập và gửi báo cáo tài chính hợp nhất cho cơ quan có thẩm quyền theo quy định thì chọn thêm ô “Có báo cáo tài chính hợp nhất”</w:t>
             </w:r>
             <w:r>
               <w:rPr>
@@ -5152,7 +5049,7 @@
                           </wp:anchor>
                         </w:drawing>
                       </mc:Choice>
-                      <mc:Fallback xmlns:cx1="http://schemas.microsoft.com/office/drawing/2015/9/8/chartex">
+                      <mc:Fallback>
                         <w:pict>
                           <v:rect w14:anchorId="4F51CF12" id="Rectangle 34" o:spid="_x0000_s1029" style="position:absolute;left:0;text-align:left;margin-left:0;margin-top:.45pt;width:22.75pt;height:18.55pt;z-index:251687936;visibility:visible;mso-wrap-style:none;mso-width-percent:0;mso-height-percent:0;mso-wrap-distance-left:9pt;mso-wrap-distance-top:0;mso-wrap-distance-right:9pt;mso-wrap-distance-bottom:0;mso-position-horizontal:center;mso-position-horizontal-relative:margin;mso-position-vertical:absolute;mso-position-vertical-relative:text;mso-width-percent:0;mso-height-percent:0;mso-width-relative:page;mso-height-relative:page;v-text-anchor:middle" o:gfxdata="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" strokeweight=".26mm">
                             <v:stroke endcap="square"/>
@@ -5497,7 +5394,6 @@
                 <w:sz w:val="28"/>
                 <w:szCs w:val="28"/>
               </w:rPr>
-              <w:lastRenderedPageBreak/>
               <w:t>6</w:t>
             </w:r>
           </w:p>
@@ -5706,8 +5602,10 @@
                 <w:sz w:val="28"/>
                 <w:szCs w:val="28"/>
               </w:rPr>
-              <w:t>4</w:t>
-            </w:r>
+              <w:t>3</w:t>
+            </w:r>
+            <w:bookmarkStart w:id="7" w:name="_GoBack"/>
+            <w:bookmarkEnd w:id="7"/>
           </w:p>
         </w:tc>
       </w:tr>
@@ -5997,7 +5895,7 @@
                           </wp:anchor>
                         </w:drawing>
                       </mc:Choice>
-                      <mc:Fallback xmlns:cx1="http://schemas.microsoft.com/office/drawing/2015/9/8/chartex">
+                      <mc:Fallback>
                         <w:pict>
                           <v:rect w14:anchorId="4E244DAC" id="Rectangle 948" o:spid="_x0000_s1030" style="position:absolute;left:0;text-align:left;margin-left:81.9pt;margin-top:3.55pt;width:20.45pt;height:18.5pt;z-index:251686912;visibility:visible;mso-wrap-style:none;mso-width-percent:0;mso-height-percent:0;mso-wrap-distance-left:9pt;mso-wrap-distance-top:0;mso-wrap-distance-right:9pt;mso-wrap-distance-bottom:0;mso-position-horizontal:absolute;mso-position-horizontal-relative:text;mso-position-vertical:absolute;mso-position-vertical-relative:text;mso-width-percent:0;mso-height-percent:0;mso-width-relative:page;mso-height-relative:page;v-text-anchor:middle" o:gfxdata="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" strokeweight=".26mm">
                             <v:stroke endcap="square"/>
@@ -6274,7 +6172,7 @@
                           </wp:anchor>
                         </w:drawing>
                       </mc:Choice>
-                      <mc:Fallback xmlns:cx1="http://schemas.microsoft.com/office/drawing/2015/9/8/chartex">
+                      <mc:Fallback>
                         <w:pict>
                           <v:rect w14:anchorId="4FECE34C" id="Rectangle 93" o:spid="_x0000_s1031" style="position:absolute;left:0;text-align:left;margin-left:10.25pt;margin-top:-.5pt;width:20.45pt;height:18.5pt;z-index:251691008;visibility:visible;mso-wrap-style:none;mso-width-percent:0;mso-height-percent:0;mso-wrap-distance-left:9pt;mso-wrap-distance-top:0;mso-wrap-distance-right:9pt;mso-wrap-distance-bottom:0;mso-position-horizontal:absolute;mso-position-horizontal-relative:text;mso-position-vertical:absolute;mso-position-vertical-relative:text;mso-width-percent:0;mso-height-percent:0;mso-width-relative:page;mso-height-relative:page;v-text-anchor:middle" o:gfxdata="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" strokeweight=".26mm">
                             <v:stroke endcap="square"/>
@@ -6718,6 +6616,7 @@
           <w:szCs w:val="32"/>
           <w:lang w:eastAsia="x-none"/>
         </w:rPr>
+        <w:lastRenderedPageBreak/>
         <w:br w:type="page"/>
       </w:r>
     </w:p>
@@ -7175,7 +7074,15 @@
           <w:szCs w:val="28"/>
           <w:lang w:val="vi-VN" w:eastAsia="x-none"/>
         </w:rPr>
-        <w:t>Cập nhật địa chỉ công ty vì sáp nhập tỉnh thành: Thửa đất số 12, Tờ bản đồ số 110, Khu phố Bình Thuận 2, Phường Thuận Giao, Thành phố Hồ Chí Minh</w:t>
+        <w:t xml:space="preserve">Cập nhật địa chỉ công ty vì sáp nhập tỉnh thành: </w:t>
+      </w:r>
+      <w:r>
+        <w:rPr>
+          <w:rFonts w:ascii="Times New Roman" w:eastAsia="Times New Roman" w:hAnsi="Times New Roman" w:cs="Times New Roman"/>
+          <w:sz w:val="26"/>
+          <w:szCs w:val="26"/>
+        </w:rPr>
+        <w:t>Ô 3, Lô DC 82, Đường NA12, KĐC Việt Sing, Khu phố Bình Giao, Phường Thuận Giao, Thành phố Hồ Chí Minh, Việt Nam</w:t>
       </w:r>
     </w:p>
     <w:p>
@@ -7183,10 +7090,6 @@
         <w:pStyle w:val="ListParagraph"/>
         <w:keepNext/>
         <w:keepLines/>
-        <w:numPr>
-          <w:ilvl w:val="0"/>
-          <w:numId w:val="4"/>
-        </w:numPr>
         <w:spacing w:before="480" w:after="0" w:line="276" w:lineRule="auto"/>
         <w:outlineLvl w:val="0"/>
         <w:rPr>
@@ -7198,17 +7101,6 @@
           <w:lang w:val="vi-VN" w:eastAsia="x-none"/>
         </w:rPr>
       </w:pPr>
-      <w:r>
-        <w:rPr>
-          <w:rFonts w:ascii="Times New Roman" w:eastAsia="Times New Roman" w:hAnsi="Times New Roman" w:cs="Times New Roman"/>
-          <w:bCs/>
-          <w:noProof/>
-          <w:sz w:val="28"/>
-          <w:szCs w:val="28"/>
-          <w:lang w:val="vi-VN" w:eastAsia="x-none"/>
-        </w:rPr>
-        <w:t>Cập nhật thông tin căn cước, địa chỉ ông PHẠM MINH KHANG;CCCD số: 042084000413, ngày cấp: 10/08/2024; Địa chỉ liên lạc: N34 Khu phố 4, Phường Đông Hưng Thuận, Thành phố Hồ Chí Minh, Việt Nam</w:t>
-      </w:r>
       <w:r>
         <w:rPr>
           <w:rFonts w:ascii="Times New Roman" w:eastAsia="Times New Roman" w:hAnsi="Times New Roman" w:cs="Times New Roman"/>
@@ -7550,7 +7442,7 @@
               </wp:anchor>
             </w:drawing>
           </mc:Choice>
-          <mc:Fallback xmlns:cx1="http://schemas.microsoft.com/office/drawing/2015/9/8/chartex">
+          <mc:Fallback>
             <w:pict>
               <v:rect w14:anchorId="2B3BC33A" id="Rectangle 577" o:spid="_x0000_s1032" style="position:absolute;left:0;text-align:left;margin-left:0;margin-top:-5.35pt;width:26.25pt;height:22.3pt;z-index:251662336;visibility:visible;mso-wrap-style:square;mso-width-percent:0;mso-height-percent:0;mso-wrap-distance-left:9pt;mso-wrap-distance-top:0;mso-wrap-distance-right:9pt;mso-wrap-distance-bottom:0;mso-position-horizontal:left;mso-position-horizontal-relative:margin;mso-position-vertical:absolute;mso-position-vertical-relative:text;mso-width-percent:0;mso-height-percent:0;mso-width-relative:page;mso-height-relative:page;v-text-anchor:top" o:gfxdata="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">
                 <v:textbox>
@@ -8112,7 +8004,7 @@
                 <w:sz w:val="26"/>
                 <w:szCs w:val="26"/>
               </w:rPr>
-              <w:t>NGUYỄN CHÍ THIỆN</w:t>
+              <w:t>VÕ THỊ KIM NGÂN</w:t>
             </w:r>
           </w:p>
           <w:p>
@@ -9484,6 +9376,71 @@
       <w:contextualSpacing/>
     </w:pPr>
   </w:style>
+  <w:style w:type="table" w:customStyle="1" w:styleId="TableGrid2">
+    <w:name w:val="Table Grid2"/>
+    <w:basedOn w:val="TableNormal"/>
+    <w:next w:val="TableGrid"/>
+    <w:uiPriority w:val="39"/>
+    <w:rsid w:val="002F377B"/>
+    <w:pPr>
+      <w:spacing w:after="0" w:line="240" w:lineRule="auto"/>
+    </w:pPr>
+    <w:rPr>
+      <w:rFonts w:ascii="Calibri" w:eastAsia="Calibri" w:hAnsi="Calibri" w:cs="Times New Roman"/>
+    </w:rPr>
+    <w:tblPr>
+      <w:tblBorders>
+        <w:top w:val="single" w:sz="4" w:space="0" w:color="auto"/>
+        <w:left w:val="single" w:sz="4" w:space="0" w:color="auto"/>
+        <w:bottom w:val="single" w:sz="4" w:space="0" w:color="auto"/>
+        <w:right w:val="single" w:sz="4" w:space="0" w:color="auto"/>
+        <w:insideH w:val="single" w:sz="4" w:space="0" w:color="auto"/>
+        <w:insideV w:val="single" w:sz="4" w:space="0" w:color="auto"/>
+      </w:tblBorders>
+    </w:tblPr>
+  </w:style>
+  <w:style w:type="table" w:styleId="TableGrid">
+    <w:name w:val="Table Grid"/>
+    <w:basedOn w:val="TableNormal"/>
+    <w:uiPriority w:val="39"/>
+    <w:rsid w:val="002F377B"/>
+    <w:pPr>
+      <w:spacing w:after="0" w:line="240" w:lineRule="auto"/>
+    </w:pPr>
+    <w:tblPr>
+      <w:tblBorders>
+        <w:top w:val="single" w:sz="4" w:space="0" w:color="auto"/>
+        <w:left w:val="single" w:sz="4" w:space="0" w:color="auto"/>
+        <w:bottom w:val="single" w:sz="4" w:space="0" w:color="auto"/>
+        <w:right w:val="single" w:sz="4" w:space="0" w:color="auto"/>
+        <w:insideH w:val="single" w:sz="4" w:space="0" w:color="auto"/>
+        <w:insideV w:val="single" w:sz="4" w:space="0" w:color="auto"/>
+      </w:tblBorders>
+    </w:tblPr>
+  </w:style>
+  <w:style w:type="table" w:customStyle="1" w:styleId="TableGrid1">
+    <w:name w:val="Table Grid1"/>
+    <w:basedOn w:val="TableNormal"/>
+    <w:next w:val="TableGrid"/>
+    <w:uiPriority w:val="39"/>
+    <w:rsid w:val="002F377B"/>
+    <w:pPr>
+      <w:spacing w:after="0" w:line="240" w:lineRule="auto"/>
+    </w:pPr>
+    <w:rPr>
+      <w:rFonts w:ascii="Calibri" w:eastAsia="Calibri" w:hAnsi="Calibri" w:cs="Times New Roman"/>
+    </w:rPr>
+    <w:tblPr>
+      <w:tblBorders>
+        <w:top w:val="single" w:sz="4" w:space="0" w:color="auto"/>
+        <w:left w:val="single" w:sz="4" w:space="0" w:color="auto"/>
+        <w:bottom w:val="single" w:sz="4" w:space="0" w:color="auto"/>
+        <w:right w:val="single" w:sz="4" w:space="0" w:color="auto"/>
+        <w:insideH w:val="single" w:sz="4" w:space="0" w:color="auto"/>
+        <w:insideV w:val="single" w:sz="4" w:space="0" w:color="auto"/>
+      </w:tblBorders>
+    </w:tblPr>
+  </w:style>
 </w:styles>
 </file>
 
